--- a/DOCS/word/HUONG_DAN_THU_TUNG_VAI.docx
+++ b/DOCS/word/HUONG_DAN_THU_TUNG_VAI.docx
@@ -1224,16 +1224,33 @@
         <w:t>Lập hóa đơn thu</w:t>
       </w:r>
       <w:r>
-        <w:t xml:space="preserve"> → rồi </w:t>
+        <w:t>.</w:t>
+      </w:r>
+    </w:p>
+    <w:p>
+      <w:pPr>
+        <w:pStyle w:val="ListNumber"/>
+      </w:pPr>
+      <w:r>
+        <w:t xml:space="preserve">Bấm </w:t>
       </w:r>
       <w:r>
         <w:rPr>
           <w:b/>
         </w:rPr>
-        <w:t>Xác nhận đã thu tiền</w:t>
-      </w:r>
-      <w:r>
-        <w:t>.</w:t>
+        <w:t>Ghi một lần thu</w:t>
+      </w:r>
+      <w:r>
+        <w:t xml:space="preserve">. Hộp hiện ra có: ngày thu, </w:t>
+      </w:r>
+      <w:r>
+        <w:rPr>
+          <w:b/>
+        </w:rPr>
+        <w:t>tiền tệ</w:t>
+      </w:r>
+      <w:r>
+        <w:t>, số tiền (điền sẵn phần còn thiếu),</w:t>
       </w:r>
     </w:p>
     <w:p>
@@ -1241,7 +1258,7 @@
         <w:jc w:val="both"/>
       </w:pPr>
       <w:r>
-        <w:t xml:space="preserve">   - *Phải thấy:* Sổ chứng từ có *Hoá đơn vận chuyển* và *Phiếu thu tiền khách*; trạng thái phiếu đổi</w:t>
+        <w:t xml:space="preserve">   tỷ giá ngày thu, cách thu, số uỷ nhiệm chi.</w:t>
       </w:r>
     </w:p>
     <w:p>
@@ -1249,7 +1266,92 @@
         <w:jc w:val="both"/>
       </w:pPr>
       <w:r>
-        <w:t xml:space="preserve">     thành </w:t>
+        <w:t xml:space="preserve">   - </w:t>
+      </w:r>
+      <w:r>
+        <w:rPr>
+          <w:b/>
+        </w:rPr>
+        <w:t>Thử đúng chỗ hay gặp ngoài đời:</w:t>
+      </w:r>
+      <w:r>
+        <w:t xml:space="preserve"> hoá đơn ghi USD thì đổi ô tiền tệ sang </w:t>
+      </w:r>
+      <w:r>
+        <w:rPr>
+          <w:b/>
+        </w:rPr>
+        <w:t>LAK</w:t>
+      </w:r>
+      <w:r>
+        <w:t xml:space="preserve"> và gõ một số</w:t>
+      </w:r>
+    </w:p>
+    <w:p>
+      <w:pPr>
+        <w:jc w:val="both"/>
+      </w:pPr>
+      <w:r>
+        <w:t xml:space="preserve">     nhỏ hơn phần còn lại, ví dụ 20.000.000.</w:t>
+      </w:r>
+    </w:p>
+    <w:p>
+      <w:pPr>
+        <w:jc w:val="both"/>
+      </w:pPr>
+      <w:r>
+        <w:t xml:space="preserve">   - *Phải thấy:* dưới phiếu hiện </w:t>
+      </w:r>
+      <w:r>
+        <w:rPr>
+          <w:b/>
+        </w:rPr>
+        <w:t>Sổ thu tiền</w:t>
+      </w:r>
+      <w:r>
+        <w:t xml:space="preserve"> với một dòng; trạng thái phiếu là </w:t>
+      </w:r>
+      <w:r>
+        <w:rPr>
+          <w:b/>
+        </w:rPr>
+        <w:t>Thu một phần</w:t>
+      </w:r>
+      <w:r>
+        <w:t>;</w:t>
+      </w:r>
+    </w:p>
+    <w:p>
+      <w:pPr>
+        <w:jc w:val="both"/>
+      </w:pPr>
+      <w:r>
+        <w:t xml:space="preserve">     dòng tiêu đề ghi rõ *Thành tiền · Đã thu · Còn lại*.</w:t>
+      </w:r>
+    </w:p>
+    <w:p>
+      <w:pPr>
+        <w:pStyle w:val="ListNumber"/>
+      </w:pPr>
+      <w:r>
+        <w:t xml:space="preserve">Bấm </w:t>
+      </w:r>
+      <w:r>
+        <w:rPr>
+          <w:b/>
+        </w:rPr>
+        <w:t>Ghi một lần thu</w:t>
+      </w:r>
+      <w:r>
+        <w:t xml:space="preserve"> lần nữa, để nguyên số còn lại.</w:t>
+      </w:r>
+    </w:p>
+    <w:p>
+      <w:pPr>
+        <w:jc w:val="both"/>
+      </w:pPr>
+      <w:r>
+        <w:t xml:space="preserve">   - *Phải thấy:* trạng thái tự đổi thành </w:t>
       </w:r>
       <w:r>
         <w:rPr>
@@ -1258,7 +1360,57 @@
         <w:t>Đã thu đủ</w:t>
       </w:r>
       <w:r>
-        <w:t>.</w:t>
+        <w:t xml:space="preserve"> — không có nút "đánh dấu đã thu" nào cả, số</w:t>
+      </w:r>
+    </w:p>
+    <w:p>
+      <w:pPr>
+        <w:jc w:val="both"/>
+      </w:pPr>
+      <w:r>
+        <w:t xml:space="preserve">     tiền quyết định trạng thái.</w:t>
+      </w:r>
+    </w:p>
+    <w:p>
+      <w:pPr>
+        <w:jc w:val="both"/>
+      </w:pPr>
+      <w:r>
+        <w:t xml:space="preserve">   - *Phải thấy:* Sổ chứng từ có *Hoá đơn vận chuyển* và </w:t>
+      </w:r>
+      <w:r>
+        <w:rPr>
+          <w:b/>
+        </w:rPr>
+        <w:t>hai</w:t>
+      </w:r>
+      <w:r>
+        <w:t xml:space="preserve"> tờ *Phiếu thu tiền khách*, mỗi tờ</w:t>
+      </w:r>
+    </w:p>
+    <w:p>
+      <w:pPr>
+        <w:jc w:val="both"/>
+      </w:pPr>
+      <w:r>
+        <w:t xml:space="preserve">     mang đúng số tiền và tiền tệ khách trả.</w:t>
+      </w:r>
+    </w:p>
+    <w:p>
+      <w:pPr>
+        <w:pStyle w:val="ListNumber"/>
+      </w:pPr>
+      <w:r>
+        <w:t xml:space="preserve">Thử sai: ghi thu một số lớn hơn phần còn lại → </w:t>
+      </w:r>
+      <w:r>
+        <w:rPr>
+          <w:b/>
+        </w:rPr>
+        <w:t>phải bị hỏi lại</w:t>
+      </w:r>
+      <w:r>
+        <w:t xml:space="preserve"> rồi mới ghi.</w:t>
       </w:r>
     </w:p>
     <w:p>
@@ -2553,6 +2705,808 @@
         <w:rPr>
           <w:color w:val="145C4A"/>
         </w:rPr>
+        <w:t>4b. Thử nhiều tiền tệ</w:t>
+      </w:r>
+    </w:p>
+    <w:p>
+      <w:pPr>
+        <w:jc w:val="both"/>
+      </w:pPr>
+      <w:r>
+        <w:t>Bên Lào nhận cước bằng USD, Kíp, Nhân dân tệ và Bath Thái. Dữ liệu mẫu đã có sẵn ba loại tiền để anh</w:t>
+      </w:r>
+    </w:p>
+    <w:p>
+      <w:pPr>
+        <w:jc w:val="both"/>
+      </w:pPr>
+      <w:r>
+        <w:t>xem ngay, không phải nhập gì.</w:t>
+      </w:r>
+    </w:p>
+    <w:tbl>
+      <w:tblPr>
+        <w:tblStyle w:val="LightGrid-Accent1"/>
+        <w:tblW w:type="auto" w:w="0"/>
+        <w:tblLook w:firstColumn="1" w:firstRow="1" w:lastColumn="0" w:lastRow="0" w:noHBand="0" w:noVBand="1" w:val="04A0"/>
+      </w:tblPr>
+      <w:tblGrid>
+        <w:gridCol w:w="2160"/>
+        <w:gridCol w:w="2160"/>
+        <w:gridCol w:w="2160"/>
+        <w:gridCol w:w="2160"/>
+      </w:tblGrid>
+      <w:tr>
+        <w:tc>
+          <w:tcPr>
+            <w:tcW w:type="dxa" w:w="2160"/>
+          </w:tcPr>
+          <w:p>
+            <w:r>
+              <w:rPr>
+                <w:b/>
+              </w:rPr>
+            </w:r>
+            <w:r>
+              <w:rPr>
+                <w:b/>
+              </w:rPr>
+              <w:t>☐</w:t>
+            </w:r>
+          </w:p>
+        </w:tc>
+        <w:tc>
+          <w:tcPr>
+            <w:tcW w:type="dxa" w:w="2160"/>
+          </w:tcPr>
+          <w:p>
+            <w:r>
+              <w:rPr>
+                <w:b/>
+              </w:rPr>
+            </w:r>
+            <w:r>
+              <w:rPr>
+                <w:b/>
+              </w:rPr>
+              <w:t>Đăng nhập</w:t>
+            </w:r>
+          </w:p>
+        </w:tc>
+        <w:tc>
+          <w:tcPr>
+            <w:tcW w:type="dxa" w:w="2160"/>
+          </w:tcPr>
+          <w:p>
+            <w:r>
+              <w:rPr>
+                <w:b/>
+              </w:rPr>
+            </w:r>
+            <w:r>
+              <w:rPr>
+                <w:b/>
+              </w:rPr>
+              <w:t>Việc</w:t>
+            </w:r>
+          </w:p>
+        </w:tc>
+        <w:tc>
+          <w:tcPr>
+            <w:tcW w:type="dxa" w:w="2160"/>
+          </w:tcPr>
+          <w:p>
+            <w:r>
+              <w:rPr>
+                <w:b/>
+              </w:rPr>
+            </w:r>
+            <w:r>
+              <w:rPr>
+                <w:b/>
+              </w:rPr>
+              <w:t>Phải thấy</w:t>
+            </w:r>
+          </w:p>
+        </w:tc>
+      </w:tr>
+      <w:tr>
+        <w:tc>
+          <w:tcPr>
+            <w:tcW w:type="dxa" w:w="2160"/>
+          </w:tcPr>
+          <w:p>
+            <w:r/>
+            <w:r>
+              <w:t>☐</w:t>
+            </w:r>
+          </w:p>
+        </w:tc>
+        <w:tc>
+          <w:tcPr>
+            <w:tcW w:type="dxa" w:w="2160"/>
+          </w:tcPr>
+          <w:p>
+            <w:r/>
+            <w:r>
+              <w:rPr>
+                <w:rFonts w:ascii="Consolas" w:hAnsi="Consolas"/>
+                <w:sz w:val="19"/>
+              </w:rPr>
+              <w:t>ketoan</w:t>
+            </w:r>
+          </w:p>
+        </w:tc>
+        <w:tc>
+          <w:tcPr>
+            <w:tcW w:type="dxa" w:w="2160"/>
+          </w:tcPr>
+          <w:p>
+            <w:r/>
+            <w:r>
+              <w:t xml:space="preserve">Mở </w:t>
+            </w:r>
+            <w:r>
+              <w:rPr>
+                <w:b/>
+              </w:rPr>
+              <w:t>Theo dõi phiếu vận chuyển</w:t>
+            </w:r>
+          </w:p>
+        </w:tc>
+        <w:tc>
+          <w:tcPr>
+            <w:tcW w:type="dxa" w:w="2160"/>
+          </w:tcPr>
+          <w:p>
+            <w:r/>
+            <w:r>
+              <w:t xml:space="preserve">Có cột </w:t>
+            </w:r>
+            <w:r>
+              <w:rPr>
+                <w:b/>
+              </w:rPr>
+              <w:t>Tiền</w:t>
+            </w:r>
+            <w:r>
+              <w:t xml:space="preserve">: </w:t>
+            </w:r>
+            <w:r>
+              <w:rPr>
+                <w:rFonts w:ascii="Consolas" w:hAnsi="Consolas"/>
+                <w:sz w:val="19"/>
+              </w:rPr>
+              <w:t>T4-0428</w:t>
+            </w:r>
+            <w:r>
+              <w:t xml:space="preserve"> là USD · </w:t>
+            </w:r>
+            <w:r>
+              <w:rPr>
+                <w:rFonts w:ascii="Consolas" w:hAnsi="Consolas"/>
+                <w:sz w:val="19"/>
+              </w:rPr>
+              <w:t>T4-0429</w:t>
+            </w:r>
+            <w:r>
+              <w:t xml:space="preserve"> là </w:t>
+            </w:r>
+            <w:r>
+              <w:rPr>
+                <w:b/>
+              </w:rPr>
+              <w:t>CNY</w:t>
+            </w:r>
+            <w:r>
+              <w:t xml:space="preserve"> · </w:t>
+            </w:r>
+            <w:r>
+              <w:rPr>
+                <w:rFonts w:ascii="Consolas" w:hAnsi="Consolas"/>
+                <w:sz w:val="19"/>
+              </w:rPr>
+              <w:t>T4-0432</w:t>
+            </w:r>
+            <w:r>
+              <w:t xml:space="preserve"> là </w:t>
+            </w:r>
+            <w:r>
+              <w:rPr>
+                <w:b/>
+              </w:rPr>
+              <w:t>LAK</w:t>
+            </w:r>
+          </w:p>
+        </w:tc>
+      </w:tr>
+      <w:tr>
+        <w:tc>
+          <w:tcPr>
+            <w:tcW w:type="dxa" w:w="2160"/>
+          </w:tcPr>
+          <w:p>
+            <w:r/>
+            <w:r>
+              <w:t>☐</w:t>
+            </w:r>
+          </w:p>
+        </w:tc>
+        <w:tc>
+          <w:tcPr>
+            <w:tcW w:type="dxa" w:w="2160"/>
+          </w:tcPr>
+          <w:p>
+            <w:r/>
+            <w:r>
+              <w:rPr>
+                <w:rFonts w:ascii="Consolas" w:hAnsi="Consolas"/>
+                <w:sz w:val="19"/>
+              </w:rPr>
+              <w:t>ketoan</w:t>
+            </w:r>
+          </w:p>
+        </w:tc>
+        <w:tc>
+          <w:tcPr>
+            <w:tcW w:type="dxa" w:w="2160"/>
+          </w:tcPr>
+          <w:p>
+            <w:r/>
+            <w:r>
+              <w:t>Nhìn dòng tổng cuối bảng</w:t>
+            </w:r>
+          </w:p>
+        </w:tc>
+        <w:tc>
+          <w:tcPr>
+            <w:tcW w:type="dxa" w:w="2160"/>
+          </w:tcPr>
+          <w:p>
+            <w:r/>
+            <w:r>
+              <w:t xml:space="preserve">Cộng </w:t>
+            </w:r>
+            <w:r>
+              <w:rPr>
+                <w:b/>
+              </w:rPr>
+              <w:t>riêng từng loại tiền</w:t>
+            </w:r>
+            <w:r>
+              <w:t>, mỗi loại một dòng — không dồn thành một con số</w:t>
+            </w:r>
+          </w:p>
+        </w:tc>
+      </w:tr>
+      <w:tr>
+        <w:tc>
+          <w:tcPr>
+            <w:tcW w:type="dxa" w:w="2160"/>
+          </w:tcPr>
+          <w:p>
+            <w:r/>
+            <w:r>
+              <w:t>☐</w:t>
+            </w:r>
+          </w:p>
+        </w:tc>
+        <w:tc>
+          <w:tcPr>
+            <w:tcW w:type="dxa" w:w="2160"/>
+          </w:tcPr>
+          <w:p>
+            <w:r/>
+            <w:r>
+              <w:rPr>
+                <w:rFonts w:ascii="Consolas" w:hAnsi="Consolas"/>
+                <w:sz w:val="19"/>
+              </w:rPr>
+              <w:t>ketoan</w:t>
+            </w:r>
+          </w:p>
+        </w:tc>
+        <w:tc>
+          <w:tcPr>
+            <w:tcW w:type="dxa" w:w="2160"/>
+          </w:tcPr>
+          <w:p>
+            <w:r/>
+            <w:r>
+              <w:t xml:space="preserve">Đổi ô </w:t>
+            </w:r>
+            <w:r>
+              <w:rPr>
+                <w:b/>
+              </w:rPr>
+              <w:t>Quy đổi</w:t>
+            </w:r>
+            <w:r>
+              <w:t xml:space="preserve"> sang </w:t>
+            </w:r>
+            <w:r>
+              <w:rPr>
+                <w:rFonts w:ascii="Consolas" w:hAnsi="Consolas"/>
+                <w:sz w:val="19"/>
+              </w:rPr>
+              <w:t>LAK</w:t>
+            </w:r>
+            <w:r>
+              <w:t xml:space="preserve"> rồi </w:t>
+            </w:r>
+            <w:r>
+              <w:rPr>
+                <w:rFonts w:ascii="Consolas" w:hAnsi="Consolas"/>
+                <w:sz w:val="19"/>
+              </w:rPr>
+              <w:t>USD</w:t>
+            </w:r>
+          </w:p>
+        </w:tc>
+        <w:tc>
+          <w:tcPr>
+            <w:tcW w:type="dxa" w:w="2160"/>
+          </w:tcPr>
+          <w:p>
+            <w:r/>
+            <w:r>
+              <w:t>Cả bảng về một tiền, dòng tổng còn một con số</w:t>
+            </w:r>
+          </w:p>
+        </w:tc>
+      </w:tr>
+      <w:tr>
+        <w:tc>
+          <w:tcPr>
+            <w:tcW w:type="dxa" w:w="2160"/>
+          </w:tcPr>
+          <w:p>
+            <w:r/>
+            <w:r>
+              <w:t>☐</w:t>
+            </w:r>
+          </w:p>
+        </w:tc>
+        <w:tc>
+          <w:tcPr>
+            <w:tcW w:type="dxa" w:w="2160"/>
+          </w:tcPr>
+          <w:p>
+            <w:r/>
+            <w:r>
+              <w:rPr>
+                <w:rFonts w:ascii="Consolas" w:hAnsi="Consolas"/>
+                <w:sz w:val="19"/>
+              </w:rPr>
+              <w:t>ketoan</w:t>
+            </w:r>
+          </w:p>
+        </w:tc>
+        <w:tc>
+          <w:tcPr>
+            <w:tcW w:type="dxa" w:w="2160"/>
+          </w:tcPr>
+          <w:p>
+            <w:r/>
+            <w:r>
+              <w:t xml:space="preserve">Mở phiếu </w:t>
+            </w:r>
+            <w:r>
+              <w:rPr>
+                <w:rFonts w:ascii="Consolas" w:hAnsi="Consolas"/>
+                <w:sz w:val="19"/>
+              </w:rPr>
+              <w:t>T4-0429</w:t>
+            </w:r>
+            <w:r>
+              <w:t>, mục II</w:t>
+            </w:r>
+          </w:p>
+        </w:tc>
+        <w:tc>
+          <w:tcPr>
+            <w:tcW w:type="dxa" w:w="2160"/>
+          </w:tcPr>
+          <w:p>
+            <w:r/>
+            <w:r>
+              <w:t xml:space="preserve">Ô </w:t>
+            </w:r>
+            <w:r>
+              <w:rPr>
+                <w:b/>
+              </w:rPr>
+              <w:t>Tiền tệ cước</w:t>
+            </w:r>
+            <w:r>
+              <w:t xml:space="preserve"> là CNY; *Thành tiền* ghi kèm </w:t>
+            </w:r>
+            <w:r>
+              <w:rPr>
+                <w:rFonts w:ascii="Consolas" w:hAnsi="Consolas"/>
+                <w:sz w:val="19"/>
+              </w:rPr>
+              <w:t>CNY</w:t>
+            </w:r>
+            <w:r>
+              <w:t>; ô dưới ghi số đã quy ra Kíp</w:t>
+            </w:r>
+          </w:p>
+        </w:tc>
+      </w:tr>
+      <w:tr>
+        <w:tc>
+          <w:tcPr>
+            <w:tcW w:type="dxa" w:w="2160"/>
+          </w:tcPr>
+          <w:p>
+            <w:r/>
+            <w:r>
+              <w:t>☐</w:t>
+            </w:r>
+          </w:p>
+        </w:tc>
+        <w:tc>
+          <w:tcPr>
+            <w:tcW w:type="dxa" w:w="2160"/>
+          </w:tcPr>
+          <w:p>
+            <w:r/>
+            <w:r>
+              <w:rPr>
+                <w:rFonts w:ascii="Consolas" w:hAnsi="Consolas"/>
+                <w:sz w:val="19"/>
+              </w:rPr>
+              <w:t>ketoan</w:t>
+            </w:r>
+          </w:p>
+        </w:tc>
+        <w:tc>
+          <w:tcPr>
+            <w:tcW w:type="dxa" w:w="2160"/>
+          </w:tcPr>
+          <w:p>
+            <w:r/>
+            <w:r>
+              <w:t xml:space="preserve">Mở phiếu </w:t>
+            </w:r>
+            <w:r>
+              <w:rPr>
+                <w:rFonts w:ascii="Consolas" w:hAnsi="Consolas"/>
+                <w:sz w:val="19"/>
+              </w:rPr>
+              <w:t>T4-0430</w:t>
+            </w:r>
+            <w:r>
+              <w:t xml:space="preserve"> (xe liên kết)</w:t>
+            </w:r>
+          </w:p>
+        </w:tc>
+        <w:tc>
+          <w:tcPr>
+            <w:tcW w:type="dxa" w:w="2160"/>
+          </w:tcPr>
+          <w:p>
+            <w:r/>
+            <w:r>
+              <w:t xml:space="preserve">Bán bằng </w:t>
+            </w:r>
+            <w:r>
+              <w:rPr>
+                <w:b/>
+              </w:rPr>
+              <w:t>USD</w:t>
+            </w:r>
+            <w:r>
+              <w:t xml:space="preserve"> mà thuê xe trả bằng </w:t>
+            </w:r>
+            <w:r>
+              <w:rPr>
+                <w:b/>
+              </w:rPr>
+              <w:t>LAK</w:t>
+            </w:r>
+            <w:r>
+              <w:t>: bảng thanh toán chủ xe ghi Kíp, bảng lãi ghi USD</w:t>
+            </w:r>
+          </w:p>
+        </w:tc>
+      </w:tr>
+      <w:tr>
+        <w:tc>
+          <w:tcPr>
+            <w:tcW w:type="dxa" w:w="2160"/>
+          </w:tcPr>
+          <w:p>
+            <w:r/>
+            <w:r>
+              <w:t>☐</w:t>
+            </w:r>
+          </w:p>
+        </w:tc>
+        <w:tc>
+          <w:tcPr>
+            <w:tcW w:type="dxa" w:w="2160"/>
+          </w:tcPr>
+          <w:p>
+            <w:r/>
+            <w:r>
+              <w:rPr>
+                <w:rFonts w:ascii="Consolas" w:hAnsi="Consolas"/>
+                <w:sz w:val="19"/>
+              </w:rPr>
+              <w:t>doanhthu</w:t>
+            </w:r>
+          </w:p>
+        </w:tc>
+        <w:tc>
+          <w:tcPr>
+            <w:tcW w:type="dxa" w:w="2160"/>
+          </w:tcPr>
+          <w:p>
+            <w:r/>
+            <w:r>
+              <w:t xml:space="preserve">Mở phiếu </w:t>
+            </w:r>
+            <w:r>
+              <w:rPr>
+                <w:rFonts w:ascii="Consolas" w:hAnsi="Consolas"/>
+                <w:sz w:val="19"/>
+              </w:rPr>
+              <w:t>T4-0431</w:t>
+            </w:r>
+            <w:r>
+              <w:t xml:space="preserve"> (đã thu đủ)</w:t>
+            </w:r>
+          </w:p>
+        </w:tc>
+        <w:tc>
+          <w:tcPr>
+            <w:tcW w:type="dxa" w:w="2160"/>
+          </w:tcPr>
+          <w:p>
+            <w:r/>
+            <w:r>
+              <w:rPr>
+                <w:b/>
+              </w:rPr>
+              <w:t>Sổ thu tiền</w:t>
+            </w:r>
+            <w:r>
+              <w:t xml:space="preserve"> có một dòng: hoá đơn USD nhưng khách chuyển bằng Kíp</w:t>
+            </w:r>
+          </w:p>
+        </w:tc>
+      </w:tr>
+      <w:tr>
+        <w:tc>
+          <w:tcPr>
+            <w:tcW w:type="dxa" w:w="2160"/>
+          </w:tcPr>
+          <w:p>
+            <w:r/>
+            <w:r>
+              <w:t>☐</w:t>
+            </w:r>
+          </w:p>
+        </w:tc>
+        <w:tc>
+          <w:tcPr>
+            <w:tcW w:type="dxa" w:w="2160"/>
+          </w:tcPr>
+          <w:p>
+            <w:r/>
+            <w:r>
+              <w:rPr>
+                <w:rFonts w:ascii="Consolas" w:hAnsi="Consolas"/>
+                <w:sz w:val="19"/>
+              </w:rPr>
+              <w:t>admin</w:t>
+            </w:r>
+          </w:p>
+        </w:tc>
+        <w:tc>
+          <w:tcPr>
+            <w:tcW w:type="dxa" w:w="2160"/>
+          </w:tcPr>
+          <w:p>
+            <w:r/>
+            <w:r>
+              <w:t xml:space="preserve">Mở </w:t>
+            </w:r>
+            <w:r>
+              <w:rPr>
+                <w:b/>
+              </w:rPr>
+              <w:t>Tổng quan</w:t>
+            </w:r>
+          </w:p>
+        </w:tc>
+        <w:tc>
+          <w:tcPr>
+            <w:tcW w:type="dxa" w:w="2160"/>
+          </w:tcPr>
+          <w:p>
+            <w:r/>
+            <w:r>
+              <w:t xml:space="preserve">Bốn ô số là </w:t>
+            </w:r>
+            <w:r>
+              <w:rPr>
+                <w:b/>
+              </w:rPr>
+              <w:t>M LAK</w:t>
+            </w:r>
+            <w:r>
+              <w:t xml:space="preserve">; dòng nhỏ dưới ô Doanh thu chia ra </w:t>
+            </w:r>
+            <w:r>
+              <w:rPr>
+                <w:rFonts w:ascii="Consolas" w:hAnsi="Consolas"/>
+                <w:sz w:val="19"/>
+              </w:rPr>
+              <w:t>USD … · CNY … · LAK …</w:t>
+            </w:r>
+          </w:p>
+        </w:tc>
+      </w:tr>
+      <w:tr>
+        <w:tc>
+          <w:tcPr>
+            <w:tcW w:type="dxa" w:w="2160"/>
+          </w:tcPr>
+          <w:p>
+            <w:r/>
+            <w:r>
+              <w:t>☐</w:t>
+            </w:r>
+          </w:p>
+        </w:tc>
+        <w:tc>
+          <w:tcPr>
+            <w:tcW w:type="dxa" w:w="2160"/>
+          </w:tcPr>
+          <w:p>
+            <w:r/>
+            <w:r>
+              <w:rPr>
+                <w:rFonts w:ascii="Consolas" w:hAnsi="Consolas"/>
+                <w:sz w:val="19"/>
+              </w:rPr>
+              <w:t>ketoan</w:t>
+            </w:r>
+          </w:p>
+        </w:tc>
+        <w:tc>
+          <w:tcPr>
+            <w:tcW w:type="dxa" w:w="2160"/>
+          </w:tcPr>
+          <w:p>
+            <w:r/>
+            <w:r>
+              <w:t xml:space="preserve">Vào </w:t>
+            </w:r>
+            <w:r>
+              <w:rPr>
+                <w:b/>
+              </w:rPr>
+              <w:t>Khách hàng → Bảng giá</w:t>
+            </w:r>
+          </w:p>
+        </w:tc>
+        <w:tc>
+          <w:tcPr>
+            <w:tcW w:type="dxa" w:w="2160"/>
+          </w:tcPr>
+          <w:p>
+            <w:r/>
+            <w:r>
+              <w:t xml:space="preserve">Mỗi dòng giá có cột </w:t>
+            </w:r>
+            <w:r>
+              <w:rPr>
+                <w:b/>
+              </w:rPr>
+              <w:t>Tiền</w:t>
+            </w:r>
+            <w:r>
+              <w:t>; thêm dòng mới thì chọn được tiền tệ</w:t>
+            </w:r>
+          </w:p>
+        </w:tc>
+      </w:tr>
+      <w:tr>
+        <w:tc>
+          <w:tcPr>
+            <w:tcW w:type="dxa" w:w="2160"/>
+          </w:tcPr>
+          <w:p>
+            <w:r/>
+            <w:r>
+              <w:t>☐</w:t>
+            </w:r>
+          </w:p>
+        </w:tc>
+        <w:tc>
+          <w:tcPr>
+            <w:tcW w:type="dxa" w:w="2160"/>
+          </w:tcPr>
+          <w:p>
+            <w:r/>
+            <w:r>
+              <w:rPr>
+                <w:rFonts w:ascii="Consolas" w:hAnsi="Consolas"/>
+                <w:sz w:val="19"/>
+              </w:rPr>
+              <w:t>thabok</w:t>
+            </w:r>
+          </w:p>
+        </w:tc>
+        <w:tc>
+          <w:tcPr>
+            <w:tcW w:type="dxa" w:w="2160"/>
+          </w:tcPr>
+          <w:p>
+            <w:r/>
+            <w:r>
+              <w:t xml:space="preserve">Mở </w:t>
+            </w:r>
+            <w:r>
+              <w:rPr>
+                <w:b/>
+              </w:rPr>
+              <w:t>Tổng quan</w:t>
+            </w:r>
+            <w:r>
+              <w:t xml:space="preserve"> và </w:t>
+            </w:r>
+            <w:r>
+              <w:rPr>
+                <w:b/>
+              </w:rPr>
+              <w:t>Theo dõi phiếu</w:t>
+            </w:r>
+          </w:p>
+        </w:tc>
+        <w:tc>
+          <w:tcPr>
+            <w:tcW w:type="dxa" w:w="2160"/>
+          </w:tcPr>
+          <w:p>
+            <w:r/>
+            <w:r>
+              <w:t xml:space="preserve">Vẫn </w:t>
+            </w:r>
+            <w:r>
+              <w:rPr>
+                <w:b/>
+              </w:rPr>
+              <w:t>không</w:t>
+            </w:r>
+            <w:r>
+              <w:t xml:space="preserve"> thấy cột Tiền của phần bán, không thấy doanh thu — quy tắc ẩn tiền bán không đổi</w:t>
+            </w:r>
+          </w:p>
+        </w:tc>
+      </w:tr>
+    </w:tbl>
+    <w:p/>
+    <w:p>
+      <w:pPr>
+        <w:jc w:val="both"/>
+      </w:pPr>
+      <w:r>
+        <w:t>---</w:t>
+      </w:r>
+    </w:p>
+    <w:p>
+      <w:pPr>
+        <w:pStyle w:val="Heading1"/>
+      </w:pPr>
+      <w:r>
+        <w:rPr>
+          <w:color w:val="145C4A"/>
+        </w:rPr>
         <w:t>5. Thử nối kế toán (chưa có API anh Khang vẫn thử được)</w:t>
       </w:r>
     </w:p>
@@ -3290,6 +4244,14 @@
         <w:jc w:val="both"/>
       </w:pPr>
       <w:r>
+        <w:t>python kiem\thu_tien_te.py        python kiem\thu_ban_hang.py</w:t>
+      </w:r>
+    </w:p>
+    <w:p>
+      <w:pPr>
+        <w:jc w:val="both"/>
+      </w:pPr>
+      <w:r>
         <w:t>python kiem\thu_phieu_linh.py      python kiem\thu_day_ke_toan.py</w:t>
       </w:r>
     </w:p>

--- a/DOCS/word/HUONG_DAN_THU_TUNG_VAI.docx
+++ b/DOCS/word/HUONG_DAN_THU_TUNG_VAI.docx
@@ -3493,6 +3493,661 @@
     <w:p/>
     <w:p>
       <w:pPr>
+        <w:pStyle w:val="Heading2"/>
+      </w:pPr>
+      <w:r>
+        <w:t>Màn Tỷ giá — `#/ty-gia`, nhóm Danh mục</w:t>
+      </w:r>
+    </w:p>
+    <w:tbl>
+      <w:tblPr>
+        <w:tblStyle w:val="LightGrid-Accent1"/>
+        <w:tblW w:type="auto" w:w="0"/>
+        <w:tblLook w:firstColumn="1" w:firstRow="1" w:lastColumn="0" w:lastRow="0" w:noHBand="0" w:noVBand="1" w:val="04A0"/>
+      </w:tblPr>
+      <w:tblGrid>
+        <w:gridCol w:w="2160"/>
+        <w:gridCol w:w="2160"/>
+        <w:gridCol w:w="2160"/>
+        <w:gridCol w:w="2160"/>
+      </w:tblGrid>
+      <w:tr>
+        <w:tc>
+          <w:tcPr>
+            <w:tcW w:type="dxa" w:w="2160"/>
+          </w:tcPr>
+          <w:p>
+            <w:r>
+              <w:rPr>
+                <w:b/>
+              </w:rPr>
+            </w:r>
+            <w:r>
+              <w:rPr>
+                <w:b/>
+              </w:rPr>
+              <w:t>☐</w:t>
+            </w:r>
+          </w:p>
+        </w:tc>
+        <w:tc>
+          <w:tcPr>
+            <w:tcW w:type="dxa" w:w="2160"/>
+          </w:tcPr>
+          <w:p>
+            <w:r>
+              <w:rPr>
+                <w:b/>
+              </w:rPr>
+            </w:r>
+            <w:r>
+              <w:rPr>
+                <w:b/>
+              </w:rPr>
+              <w:t>Đăng nhập</w:t>
+            </w:r>
+          </w:p>
+        </w:tc>
+        <w:tc>
+          <w:tcPr>
+            <w:tcW w:type="dxa" w:w="2160"/>
+          </w:tcPr>
+          <w:p>
+            <w:r>
+              <w:rPr>
+                <w:b/>
+              </w:rPr>
+            </w:r>
+            <w:r>
+              <w:rPr>
+                <w:b/>
+              </w:rPr>
+              <w:t>Việc</w:t>
+            </w:r>
+          </w:p>
+        </w:tc>
+        <w:tc>
+          <w:tcPr>
+            <w:tcW w:type="dxa" w:w="2160"/>
+          </w:tcPr>
+          <w:p>
+            <w:r>
+              <w:rPr>
+                <w:b/>
+              </w:rPr>
+            </w:r>
+            <w:r>
+              <w:rPr>
+                <w:b/>
+              </w:rPr>
+              <w:t>Phải thấy</w:t>
+            </w:r>
+          </w:p>
+        </w:tc>
+      </w:tr>
+      <w:tr>
+        <w:tc>
+          <w:tcPr>
+            <w:tcW w:type="dxa" w:w="2160"/>
+          </w:tcPr>
+          <w:p>
+            <w:r/>
+            <w:r>
+              <w:t>☐</w:t>
+            </w:r>
+          </w:p>
+        </w:tc>
+        <w:tc>
+          <w:tcPr>
+            <w:tcW w:type="dxa" w:w="2160"/>
+          </w:tcPr>
+          <w:p>
+            <w:r/>
+            <w:r>
+              <w:rPr>
+                <w:rFonts w:ascii="Consolas" w:hAnsi="Consolas"/>
+                <w:sz w:val="19"/>
+              </w:rPr>
+              <w:t>ketoan</w:t>
+            </w:r>
+          </w:p>
+        </w:tc>
+        <w:tc>
+          <w:tcPr>
+            <w:tcW w:type="dxa" w:w="2160"/>
+          </w:tcPr>
+          <w:p>
+            <w:r/>
+            <w:r>
+              <w:t xml:space="preserve">Mở </w:t>
+            </w:r>
+            <w:r>
+              <w:rPr>
+                <w:b/>
+              </w:rPr>
+              <w:t>Tỷ giá</w:t>
+            </w:r>
+          </w:p>
+        </w:tc>
+        <w:tc>
+          <w:tcPr>
+            <w:tcW w:type="dxa" w:w="2160"/>
+          </w:tcPr>
+          <w:p>
+            <w:r/>
+            <w:r>
+              <w:t>Bốn thẻ USD · THB · VND · CNY, mỗi thẻ ghi *1 … sang Kíp*, kèm số đang áp dụng và người đặt</w:t>
+            </w:r>
+          </w:p>
+        </w:tc>
+      </w:tr>
+      <w:tr>
+        <w:tc>
+          <w:tcPr>
+            <w:tcW w:type="dxa" w:w="2160"/>
+          </w:tcPr>
+          <w:p>
+            <w:r/>
+            <w:r>
+              <w:t>☐</w:t>
+            </w:r>
+          </w:p>
+        </w:tc>
+        <w:tc>
+          <w:tcPr>
+            <w:tcW w:type="dxa" w:w="2160"/>
+          </w:tcPr>
+          <w:p>
+            <w:r/>
+            <w:r>
+              <w:rPr>
+                <w:rFonts w:ascii="Consolas" w:hAnsi="Consolas"/>
+                <w:sz w:val="19"/>
+              </w:rPr>
+              <w:t>ketoan</w:t>
+            </w:r>
+          </w:p>
+        </w:tc>
+        <w:tc>
+          <w:tcPr>
+            <w:tcW w:type="dxa" w:w="2160"/>
+          </w:tcPr>
+          <w:p>
+            <w:r/>
+            <w:r>
+              <w:t xml:space="preserve">Gõ 1 USD = </w:t>
+            </w:r>
+            <w:r>
+              <w:rPr>
+                <w:b/>
+              </w:rPr>
+              <w:t>30.000</w:t>
+            </w:r>
+            <w:r>
+              <w:t xml:space="preserve"> nhưng </w:t>
+            </w:r>
+            <w:r>
+              <w:rPr>
+                <w:b/>
+              </w:rPr>
+              <w:t>chưa bấm Lưu</w:t>
+            </w:r>
+            <w:r>
+              <w:t>, nhìn máy tính quy đổi bên dưới</w:t>
+            </w:r>
+          </w:p>
+        </w:tc>
+        <w:tc>
+          <w:tcPr>
+            <w:tcW w:type="dxa" w:w="2160"/>
+          </w:tcPr>
+          <w:p>
+            <w:r/>
+            <w:r>
+              <w:t>Con số đổi theo ngay — thử trước rồi mới chốt</w:t>
+            </w:r>
+          </w:p>
+        </w:tc>
+      </w:tr>
+      <w:tr>
+        <w:tc>
+          <w:tcPr>
+            <w:tcW w:type="dxa" w:w="2160"/>
+          </w:tcPr>
+          <w:p>
+            <w:r/>
+            <w:r>
+              <w:t>☐</w:t>
+            </w:r>
+          </w:p>
+        </w:tc>
+        <w:tc>
+          <w:tcPr>
+            <w:tcW w:type="dxa" w:w="2160"/>
+          </w:tcPr>
+          <w:p>
+            <w:r/>
+            <w:r>
+              <w:rPr>
+                <w:rFonts w:ascii="Consolas" w:hAnsi="Consolas"/>
+                <w:sz w:val="19"/>
+              </w:rPr>
+              <w:t>ketoan</w:t>
+            </w:r>
+          </w:p>
+        </w:tc>
+        <w:tc>
+          <w:tcPr>
+            <w:tcW w:type="dxa" w:w="2160"/>
+          </w:tcPr>
+          <w:p>
+            <w:r/>
+            <w:r>
+              <w:t xml:space="preserve">Bấm </w:t>
+            </w:r>
+            <w:r>
+              <w:rPr>
+                <w:b/>
+              </w:rPr>
+              <w:t>Bỏ thay đổi</w:t>
+            </w:r>
+          </w:p>
+        </w:tc>
+        <w:tc>
+          <w:tcPr>
+            <w:tcW w:type="dxa" w:w="2160"/>
+          </w:tcPr>
+          <w:p>
+            <w:r/>
+            <w:r>
+              <w:t>Ô quay về số cũ</w:t>
+            </w:r>
+          </w:p>
+        </w:tc>
+      </w:tr>
+      <w:tr>
+        <w:tc>
+          <w:tcPr>
+            <w:tcW w:type="dxa" w:w="2160"/>
+          </w:tcPr>
+          <w:p>
+            <w:r/>
+            <w:r>
+              <w:t>☐</w:t>
+            </w:r>
+          </w:p>
+        </w:tc>
+        <w:tc>
+          <w:tcPr>
+            <w:tcW w:type="dxa" w:w="2160"/>
+          </w:tcPr>
+          <w:p>
+            <w:r/>
+            <w:r>
+              <w:rPr>
+                <w:rFonts w:ascii="Consolas" w:hAnsi="Consolas"/>
+                <w:sz w:val="19"/>
+              </w:rPr>
+              <w:t>ketoan</w:t>
+            </w:r>
+          </w:p>
+        </w:tc>
+        <w:tc>
+          <w:tcPr>
+            <w:tcW w:type="dxa" w:w="2160"/>
+          </w:tcPr>
+          <w:p>
+            <w:r/>
+            <w:r>
+              <w:t xml:space="preserve">Gõ số mới rồi </w:t>
+            </w:r>
+            <w:r>
+              <w:rPr>
+                <w:b/>
+              </w:rPr>
+              <w:t>Lưu tỷ giá mới</w:t>
+            </w:r>
+            <w:r>
+              <w:t>, điền ngày áp dụng và ghi chú</w:t>
+            </w:r>
+          </w:p>
+        </w:tc>
+        <w:tc>
+          <w:tcPr>
+            <w:tcW w:type="dxa" w:w="2160"/>
+          </w:tcPr>
+          <w:p>
+            <w:r/>
+            <w:r>
+              <w:t xml:space="preserve">Thẻ hiện *Lần trước* và mức thay đổi; bảng </w:t>
+            </w:r>
+            <w:r>
+              <w:rPr>
+                <w:b/>
+              </w:rPr>
+              <w:t>Lịch sử</w:t>
+            </w:r>
+            <w:r>
+              <w:t xml:space="preserve"> có thêm một dòng giữ cả số cũ</w:t>
+            </w:r>
+          </w:p>
+        </w:tc>
+      </w:tr>
+      <w:tr>
+        <w:tc>
+          <w:tcPr>
+            <w:tcW w:type="dxa" w:w="2160"/>
+          </w:tcPr>
+          <w:p>
+            <w:r/>
+            <w:r>
+              <w:t>☐</w:t>
+            </w:r>
+          </w:p>
+        </w:tc>
+        <w:tc>
+          <w:tcPr>
+            <w:tcW w:type="dxa" w:w="2160"/>
+          </w:tcPr>
+          <w:p>
+            <w:r/>
+            <w:r>
+              <w:rPr>
+                <w:rFonts w:ascii="Consolas" w:hAnsi="Consolas"/>
+                <w:sz w:val="19"/>
+              </w:rPr>
+              <w:t>ketoan</w:t>
+            </w:r>
+          </w:p>
+        </w:tc>
+        <w:tc>
+          <w:tcPr>
+            <w:tcW w:type="dxa" w:w="2160"/>
+          </w:tcPr>
+          <w:p>
+            <w:r/>
+            <w:r>
+              <w:t xml:space="preserve">Bấm Lưu lần nữa mà </w:t>
+            </w:r>
+            <w:r>
+              <w:rPr>
+                <w:b/>
+              </w:rPr>
+              <w:t>không đổi gì</w:t>
+            </w:r>
+          </w:p>
+        </w:tc>
+        <w:tc>
+          <w:tcPr>
+            <w:tcW w:type="dxa" w:w="2160"/>
+          </w:tcPr>
+          <w:p>
+            <w:r/>
+            <w:r>
+              <w:t>Báo "Chưa đổi ô nào" — không đẻ dòng lịch sử rỗng</w:t>
+            </w:r>
+          </w:p>
+        </w:tc>
+      </w:tr>
+      <w:tr>
+        <w:tc>
+          <w:tcPr>
+            <w:tcW w:type="dxa" w:w="2160"/>
+          </w:tcPr>
+          <w:p>
+            <w:r/>
+            <w:r>
+              <w:t>☐</w:t>
+            </w:r>
+          </w:p>
+        </w:tc>
+        <w:tc>
+          <w:tcPr>
+            <w:tcW w:type="dxa" w:w="2160"/>
+          </w:tcPr>
+          <w:p>
+            <w:r/>
+            <w:r>
+              <w:rPr>
+                <w:rFonts w:ascii="Consolas" w:hAnsi="Consolas"/>
+                <w:sz w:val="19"/>
+              </w:rPr>
+              <w:t>ketoan</w:t>
+            </w:r>
+          </w:p>
+        </w:tc>
+        <w:tc>
+          <w:tcPr>
+            <w:tcW w:type="dxa" w:w="2160"/>
+          </w:tcPr>
+          <w:p>
+            <w:r/>
+            <w:r>
+              <w:t xml:space="preserve">Mở lại một </w:t>
+            </w:r>
+            <w:r>
+              <w:rPr>
+                <w:b/>
+              </w:rPr>
+              <w:t>phiếu cũ</w:t>
+            </w:r>
+            <w:r>
+              <w:t xml:space="preserve"> (ví dụ </w:t>
+            </w:r>
+            <w:r>
+              <w:rPr>
+                <w:rFonts w:ascii="Consolas" w:hAnsi="Consolas"/>
+                <w:sz w:val="19"/>
+              </w:rPr>
+              <w:t>T4-0428</w:t>
+            </w:r>
+            <w:r>
+              <w:t>)</w:t>
+            </w:r>
+          </w:p>
+        </w:tc>
+        <w:tc>
+          <w:tcPr>
+            <w:tcW w:type="dxa" w:w="2160"/>
+          </w:tcPr>
+          <w:p>
+            <w:r/>
+            <w:r>
+              <w:t xml:space="preserve">Số tiền </w:t>
+            </w:r>
+            <w:r>
+              <w:rPr>
+                <w:b/>
+              </w:rPr>
+              <w:t>không đổi</w:t>
+            </w:r>
+            <w:r>
+              <w:t xml:space="preserve"> theo tỷ giá mới — phiếu khoá tỷ giá riêng của nó</w:t>
+            </w:r>
+          </w:p>
+        </w:tc>
+      </w:tr>
+      <w:tr>
+        <w:tc>
+          <w:tcPr>
+            <w:tcW w:type="dxa" w:w="2160"/>
+          </w:tcPr>
+          <w:p>
+            <w:r/>
+            <w:r>
+              <w:t>☐</w:t>
+            </w:r>
+          </w:p>
+        </w:tc>
+        <w:tc>
+          <w:tcPr>
+            <w:tcW w:type="dxa" w:w="2160"/>
+          </w:tcPr>
+          <w:p>
+            <w:r/>
+            <w:r>
+              <w:rPr>
+                <w:rFonts w:ascii="Consolas" w:hAnsi="Consolas"/>
+                <w:sz w:val="19"/>
+              </w:rPr>
+              <w:t>thabok</w:t>
+            </w:r>
+          </w:p>
+        </w:tc>
+        <w:tc>
+          <w:tcPr>
+            <w:tcW w:type="dxa" w:w="2160"/>
+          </w:tcPr>
+          <w:p>
+            <w:r/>
+            <w:r>
+              <w:t xml:space="preserve">Tìm màn </w:t>
+            </w:r>
+            <w:r>
+              <w:rPr>
+                <w:b/>
+              </w:rPr>
+              <w:t>Tỷ giá</w:t>
+            </w:r>
+            <w:r>
+              <w:t xml:space="preserve"> trong thanh điều hướng</w:t>
+            </w:r>
+          </w:p>
+        </w:tc>
+        <w:tc>
+          <w:tcPr>
+            <w:tcW w:type="dxa" w:w="2160"/>
+          </w:tcPr>
+          <w:p>
+            <w:r/>
+            <w:r>
+              <w:rPr>
+                <w:b/>
+              </w:rPr>
+              <w:t>Không có</w:t>
+            </w:r>
+            <w:r>
+              <w:t xml:space="preserve"> — Bãi không đặt tỷ giá</w:t>
+            </w:r>
+          </w:p>
+        </w:tc>
+      </w:tr>
+      <w:tr>
+        <w:tc>
+          <w:tcPr>
+            <w:tcW w:type="dxa" w:w="2160"/>
+          </w:tcPr>
+          <w:p>
+            <w:r/>
+            <w:r>
+              <w:t>☐</w:t>
+            </w:r>
+          </w:p>
+        </w:tc>
+        <w:tc>
+          <w:tcPr>
+            <w:tcW w:type="dxa" w:w="2160"/>
+          </w:tcPr>
+          <w:p>
+            <w:r/>
+            <w:r>
+              <w:rPr>
+                <w:rFonts w:ascii="Consolas" w:hAnsi="Consolas"/>
+                <w:sz w:val="19"/>
+              </w:rPr>
+              <w:t>quytb</w:t>
+            </w:r>
+          </w:p>
+        </w:tc>
+        <w:tc>
+          <w:tcPr>
+            <w:tcW w:type="dxa" w:w="2160"/>
+          </w:tcPr>
+          <w:p>
+            <w:r/>
+            <w:r>
+              <w:t xml:space="preserve">Mở </w:t>
+            </w:r>
+            <w:r>
+              <w:rPr>
+                <w:b/>
+              </w:rPr>
+              <w:t>Tỷ giá</w:t>
+            </w:r>
+          </w:p>
+        </w:tc>
+        <w:tc>
+          <w:tcPr>
+            <w:tcW w:type="dxa" w:w="2160"/>
+          </w:tcPr>
+          <w:p>
+            <w:r/>
+            <w:r>
+              <w:t xml:space="preserve">Xem được nhưng </w:t>
+            </w:r>
+            <w:r>
+              <w:rPr>
+                <w:b/>
+              </w:rPr>
+              <w:t>không có</w:t>
+            </w:r>
+            <w:r>
+              <w:t xml:space="preserve"> nút Lưu</w:t>
+            </w:r>
+          </w:p>
+        </w:tc>
+      </w:tr>
+      <w:tr>
+        <w:tc>
+          <w:tcPr>
+            <w:tcW w:type="dxa" w:w="2160"/>
+          </w:tcPr>
+          <w:p>
+            <w:r/>
+            <w:r>
+              <w:t>☐</w:t>
+            </w:r>
+          </w:p>
+        </w:tc>
+        <w:tc>
+          <w:tcPr>
+            <w:tcW w:type="dxa" w:w="2160"/>
+          </w:tcPr>
+          <w:p>
+            <w:r/>
+            <w:r>
+              <w:rPr>
+                <w:rFonts w:ascii="Consolas" w:hAnsi="Consolas"/>
+                <w:sz w:val="19"/>
+              </w:rPr>
+              <w:t>ketoan</w:t>
+            </w:r>
+          </w:p>
+        </w:tc>
+        <w:tc>
+          <w:tcPr>
+            <w:tcW w:type="dxa" w:w="2160"/>
+          </w:tcPr>
+          <w:p>
+            <w:r/>
+            <w:r>
+              <w:t>Nhớ trả tỷ giá về số cũ sau khi thử</w:t>
+            </w:r>
+          </w:p>
+        </w:tc>
+        <w:tc>
+          <w:tcPr>
+            <w:tcW w:type="dxa" w:w="2160"/>
+          </w:tcPr>
+          <w:p>
+            <w:r/>
+          </w:p>
+        </w:tc>
+      </w:tr>
+    </w:tbl>
+    <w:p/>
+    <w:p>
+      <w:pPr>
         <w:jc w:val="both"/>
       </w:pPr>
       <w:r>
@@ -4245,6 +4900,14 @@
       </w:pPr>
       <w:r>
         <w:t>python kiem\thu_tien_te.py        python kiem\thu_ban_hang.py</w:t>
+      </w:r>
+    </w:p>
+    <w:p>
+      <w:pPr>
+        <w:jc w:val="both"/>
+      </w:pPr>
+      <w:r>
+        <w:t>python kiem\thu_ty_gia.py</w:t>
       </w:r>
     </w:p>
     <w:p>

--- a/DOCS/word/HUONG_DAN_THU_TUNG_VAI.docx
+++ b/DOCS/word/HUONG_DAN_THU_TUNG_VAI.docx
@@ -4162,6 +4162,722 @@
         <w:rPr>
           <w:color w:val="145C4A"/>
         </w:rPr>
+        <w:t>4c. Thử màn Xe và màn Tài xế</w:t>
+      </w:r>
+    </w:p>
+    <w:p>
+      <w:pPr>
+        <w:jc w:val="both"/>
+      </w:pPr>
+      <w:r>
+        <w:t>Hai màn danh mục này dựng theo bản thiết kế anh gửi: danh sách bên dưới, bấm một dòng thì **thẻ xem</w:t>
+      </w:r>
+    </w:p>
+    <w:p>
+      <w:pPr>
+        <w:jc w:val="both"/>
+      </w:pPr>
+      <w:r>
+        <w:t>nhanh trượt ra từ mép phải**, bấm đúp (hoặc bấm *Mở hồ sơ*) thì mở hộp hồ sơ đầy đủ có tab.</w:t>
+      </w:r>
+    </w:p>
+    <w:tbl>
+      <w:tblPr>
+        <w:tblStyle w:val="LightGrid-Accent1"/>
+        <w:tblW w:type="auto" w:w="0"/>
+        <w:tblLook w:firstColumn="1" w:firstRow="1" w:lastColumn="0" w:lastRow="0" w:noHBand="0" w:noVBand="1" w:val="04A0"/>
+      </w:tblPr>
+      <w:tblGrid>
+        <w:gridCol w:w="2160"/>
+        <w:gridCol w:w="2160"/>
+        <w:gridCol w:w="2160"/>
+        <w:gridCol w:w="2160"/>
+      </w:tblGrid>
+      <w:tr>
+        <w:tc>
+          <w:tcPr>
+            <w:tcW w:type="dxa" w:w="2160"/>
+          </w:tcPr>
+          <w:p>
+            <w:r>
+              <w:rPr>
+                <w:b/>
+              </w:rPr>
+            </w:r>
+            <w:r>
+              <w:rPr>
+                <w:b/>
+              </w:rPr>
+              <w:t>☐</w:t>
+            </w:r>
+          </w:p>
+        </w:tc>
+        <w:tc>
+          <w:tcPr>
+            <w:tcW w:type="dxa" w:w="2160"/>
+          </w:tcPr>
+          <w:p>
+            <w:r>
+              <w:rPr>
+                <w:b/>
+              </w:rPr>
+            </w:r>
+            <w:r>
+              <w:rPr>
+                <w:b/>
+              </w:rPr>
+              <w:t>Đăng nhập</w:t>
+            </w:r>
+          </w:p>
+        </w:tc>
+        <w:tc>
+          <w:tcPr>
+            <w:tcW w:type="dxa" w:w="2160"/>
+          </w:tcPr>
+          <w:p>
+            <w:r>
+              <w:rPr>
+                <w:b/>
+              </w:rPr>
+            </w:r>
+            <w:r>
+              <w:rPr>
+                <w:b/>
+              </w:rPr>
+              <w:t>Việc</w:t>
+            </w:r>
+          </w:p>
+        </w:tc>
+        <w:tc>
+          <w:tcPr>
+            <w:tcW w:type="dxa" w:w="2160"/>
+          </w:tcPr>
+          <w:p>
+            <w:r>
+              <w:rPr>
+                <w:b/>
+              </w:rPr>
+            </w:r>
+            <w:r>
+              <w:rPr>
+                <w:b/>
+              </w:rPr>
+              <w:t>Phải thấy</w:t>
+            </w:r>
+          </w:p>
+        </w:tc>
+      </w:tr>
+      <w:tr>
+        <w:tc>
+          <w:tcPr>
+            <w:tcW w:type="dxa" w:w="2160"/>
+          </w:tcPr>
+          <w:p>
+            <w:r/>
+            <w:r>
+              <w:t>☐</w:t>
+            </w:r>
+          </w:p>
+        </w:tc>
+        <w:tc>
+          <w:tcPr>
+            <w:tcW w:type="dxa" w:w="2160"/>
+          </w:tcPr>
+          <w:p>
+            <w:r/>
+            <w:r>
+              <w:rPr>
+                <w:rFonts w:ascii="Consolas" w:hAnsi="Consolas"/>
+                <w:sz w:val="19"/>
+              </w:rPr>
+              <w:t>ketoan</w:t>
+            </w:r>
+          </w:p>
+        </w:tc>
+        <w:tc>
+          <w:tcPr>
+            <w:tcW w:type="dxa" w:w="2160"/>
+          </w:tcPr>
+          <w:p>
+            <w:r/>
+            <w:r>
+              <w:rPr>
+                <w:b/>
+              </w:rPr>
+              <w:t>Xe</w:t>
+            </w:r>
+            <w:r>
+              <w:t xml:space="preserve"> → bấm một dòng</w:t>
+            </w:r>
+          </w:p>
+        </w:tc>
+        <w:tc>
+          <w:tcPr>
+            <w:tcW w:type="dxa" w:w="2160"/>
+          </w:tcPr>
+          <w:p>
+            <w:r/>
+            <w:r>
+              <w:t>Thẻ trượt ra từ mép phải, nền sau mờ đi</w:t>
+            </w:r>
+          </w:p>
+        </w:tc>
+      </w:tr>
+      <w:tr>
+        <w:tc>
+          <w:tcPr>
+            <w:tcW w:type="dxa" w:w="2160"/>
+          </w:tcPr>
+          <w:p>
+            <w:r/>
+            <w:r>
+              <w:t>☐</w:t>
+            </w:r>
+          </w:p>
+        </w:tc>
+        <w:tc>
+          <w:tcPr>
+            <w:tcW w:type="dxa" w:w="2160"/>
+          </w:tcPr>
+          <w:p>
+            <w:r/>
+            <w:r>
+              <w:rPr>
+                <w:rFonts w:ascii="Consolas" w:hAnsi="Consolas"/>
+                <w:sz w:val="19"/>
+              </w:rPr>
+              <w:t>ketoan</w:t>
+            </w:r>
+          </w:p>
+        </w:tc>
+        <w:tc>
+          <w:tcPr>
+            <w:tcW w:type="dxa" w:w="2160"/>
+          </w:tcPr>
+          <w:p>
+            <w:r/>
+            <w:r>
+              <w:t xml:space="preserve">Bấm nút </w:t>
+            </w:r>
+            <w:r>
+              <w:rPr>
+                <w:b/>
+              </w:rPr>
+              <w:t>×</w:t>
+            </w:r>
+            <w:r>
+              <w:t xml:space="preserve">, rồi bấm nền mờ, rồi bấm phím </w:t>
+            </w:r>
+            <w:r>
+              <w:rPr>
+                <w:b/>
+              </w:rPr>
+              <w:t>Esc</w:t>
+            </w:r>
+          </w:p>
+        </w:tc>
+        <w:tc>
+          <w:tcPr>
+            <w:tcW w:type="dxa" w:w="2160"/>
+          </w:tcPr>
+          <w:p>
+            <w:r/>
+            <w:r>
+              <w:t>Cả ba cách đều đóng được thẻ</w:t>
+            </w:r>
+          </w:p>
+        </w:tc>
+      </w:tr>
+      <w:tr>
+        <w:tc>
+          <w:tcPr>
+            <w:tcW w:type="dxa" w:w="2160"/>
+          </w:tcPr>
+          <w:p>
+            <w:r/>
+            <w:r>
+              <w:t>☐</w:t>
+            </w:r>
+          </w:p>
+        </w:tc>
+        <w:tc>
+          <w:tcPr>
+            <w:tcW w:type="dxa" w:w="2160"/>
+          </w:tcPr>
+          <w:p>
+            <w:r/>
+            <w:r>
+              <w:rPr>
+                <w:rFonts w:ascii="Consolas" w:hAnsi="Consolas"/>
+                <w:sz w:val="19"/>
+              </w:rPr>
+              <w:t>ketoan</w:t>
+            </w:r>
+          </w:p>
+        </w:tc>
+        <w:tc>
+          <w:tcPr>
+            <w:tcW w:type="dxa" w:w="2160"/>
+          </w:tcPr>
+          <w:p>
+            <w:r/>
+            <w:r>
+              <w:t>Bấm đúp một dòng</w:t>
+            </w:r>
+          </w:p>
+        </w:tc>
+        <w:tc>
+          <w:tcPr>
+            <w:tcW w:type="dxa" w:w="2160"/>
+          </w:tcPr>
+          <w:p>
+            <w:r/>
+            <w:r>
+              <w:t>Hộp hồ sơ bảy tab; thẻ trượt tự thu lại, không chồng hai lớp</w:t>
+            </w:r>
+          </w:p>
+        </w:tc>
+      </w:tr>
+      <w:tr>
+        <w:tc>
+          <w:tcPr>
+            <w:tcW w:type="dxa" w:w="2160"/>
+          </w:tcPr>
+          <w:p>
+            <w:r/>
+            <w:r>
+              <w:t>☐</w:t>
+            </w:r>
+          </w:p>
+        </w:tc>
+        <w:tc>
+          <w:tcPr>
+            <w:tcW w:type="dxa" w:w="2160"/>
+          </w:tcPr>
+          <w:p>
+            <w:r/>
+            <w:r>
+              <w:rPr>
+                <w:rFonts w:ascii="Consolas" w:hAnsi="Consolas"/>
+                <w:sz w:val="19"/>
+              </w:rPr>
+              <w:t>ketoan</w:t>
+            </w:r>
+          </w:p>
+        </w:tc>
+        <w:tc>
+          <w:tcPr>
+            <w:tcW w:type="dxa" w:w="2160"/>
+          </w:tcPr>
+          <w:p>
+            <w:r/>
+            <w:r>
+              <w:rPr>
+                <w:b/>
+              </w:rPr>
+              <w:t>Tài xế</w:t>
+            </w:r>
+            <w:r>
+              <w:t xml:space="preserve"> → nhìn cột </w:t>
+            </w:r>
+            <w:r>
+              <w:rPr>
+                <w:b/>
+              </w:rPr>
+              <w:t>Kết luận</w:t>
+            </w:r>
+          </w:p>
+        </w:tc>
+        <w:tc>
+          <w:tcPr>
+            <w:tcW w:type="dxa" w:w="2160"/>
+          </w:tcPr>
+          <w:p>
+            <w:r/>
+            <w:r>
+              <w:t>Ba mức khác nhau trên ba tài xế mẫu: *Đủ điều kiện* · *Sắp hết hạn* · *Hết hạn*</w:t>
+            </w:r>
+          </w:p>
+        </w:tc>
+      </w:tr>
+      <w:tr>
+        <w:tc>
+          <w:tcPr>
+            <w:tcW w:type="dxa" w:w="2160"/>
+          </w:tcPr>
+          <w:p>
+            <w:r/>
+            <w:r>
+              <w:t>☐</w:t>
+            </w:r>
+          </w:p>
+        </w:tc>
+        <w:tc>
+          <w:tcPr>
+            <w:tcW w:type="dxa" w:w="2160"/>
+          </w:tcPr>
+          <w:p>
+            <w:r/>
+            <w:r>
+              <w:rPr>
+                <w:rFonts w:ascii="Consolas" w:hAnsi="Consolas"/>
+                <w:sz w:val="19"/>
+              </w:rPr>
+              <w:t>ketoan</w:t>
+            </w:r>
+          </w:p>
+        </w:tc>
+        <w:tc>
+          <w:tcPr>
+            <w:tcW w:type="dxa" w:w="2160"/>
+          </w:tcPr>
+          <w:p>
+            <w:r/>
+            <w:r>
+              <w:t xml:space="preserve">Bấm chip </w:t>
+            </w:r>
+            <w:r>
+              <w:rPr>
+                <w:b/>
+              </w:rPr>
+              <w:t>Hết hạn / không hiệu lực</w:t>
+            </w:r>
+          </w:p>
+        </w:tc>
+        <w:tc>
+          <w:tcPr>
+            <w:tcW w:type="dxa" w:w="2160"/>
+          </w:tcPr>
+          <w:p>
+            <w:r/>
+            <w:r>
+              <w:t>Danh sách lọc còn đúng người bằng lái đã hết hạn</w:t>
+            </w:r>
+          </w:p>
+        </w:tc>
+      </w:tr>
+      <w:tr>
+        <w:tc>
+          <w:tcPr>
+            <w:tcW w:type="dxa" w:w="2160"/>
+          </w:tcPr>
+          <w:p>
+            <w:r/>
+            <w:r>
+              <w:t>☐</w:t>
+            </w:r>
+          </w:p>
+        </w:tc>
+        <w:tc>
+          <w:tcPr>
+            <w:tcW w:type="dxa" w:w="2160"/>
+          </w:tcPr>
+          <w:p>
+            <w:r/>
+            <w:r>
+              <w:rPr>
+                <w:rFonts w:ascii="Consolas" w:hAnsi="Consolas"/>
+                <w:sz w:val="19"/>
+              </w:rPr>
+              <w:t>ketoan</w:t>
+            </w:r>
+          </w:p>
+        </w:tc>
+        <w:tc>
+          <w:tcPr>
+            <w:tcW w:type="dxa" w:w="2160"/>
+          </w:tcPr>
+          <w:p>
+            <w:r/>
+            <w:r>
+              <w:t>Mở thẻ người bằng hết hạn</w:t>
+            </w:r>
+          </w:p>
+        </w:tc>
+        <w:tc>
+          <w:tcPr>
+            <w:tcW w:type="dxa" w:w="2160"/>
+          </w:tcPr>
+          <w:p>
+            <w:r/>
+            <w:r>
+              <w:t xml:space="preserve">Khối *cửa chặn* màu đỏ ghi rõ "Điều phối sẽ chặn"; nút </w:t>
+            </w:r>
+            <w:r>
+              <w:rPr>
+                <w:b/>
+              </w:rPr>
+              <w:t>Tạo phiếu xuất</w:t>
+            </w:r>
+            <w:r>
+              <w:t xml:space="preserve"> bị khoá</w:t>
+            </w:r>
+          </w:p>
+        </w:tc>
+      </w:tr>
+      <w:tr>
+        <w:tc>
+          <w:tcPr>
+            <w:tcW w:type="dxa" w:w="2160"/>
+          </w:tcPr>
+          <w:p>
+            <w:r/>
+            <w:r>
+              <w:t>☐</w:t>
+            </w:r>
+          </w:p>
+        </w:tc>
+        <w:tc>
+          <w:tcPr>
+            <w:tcW w:type="dxa" w:w="2160"/>
+          </w:tcPr>
+          <w:p>
+            <w:r/>
+            <w:r>
+              <w:rPr>
+                <w:rFonts w:ascii="Consolas" w:hAnsi="Consolas"/>
+                <w:sz w:val="19"/>
+              </w:rPr>
+              <w:t>ketoan</w:t>
+            </w:r>
+          </w:p>
+        </w:tc>
+        <w:tc>
+          <w:tcPr>
+            <w:tcW w:type="dxa" w:w="2160"/>
+          </w:tcPr>
+          <w:p>
+            <w:r/>
+            <w:r>
+              <w:t xml:space="preserve">Mở hồ sơ → tab </w:t>
+            </w:r>
+            <w:r>
+              <w:rPr>
+                <w:b/>
+              </w:rPr>
+              <w:t>Bằng lái &amp; gia hạn</w:t>
+            </w:r>
+            <w:r>
+              <w:t xml:space="preserve"> → </w:t>
+            </w:r>
+            <w:r>
+              <w:rPr>
+                <w:b/>
+              </w:rPr>
+              <w:t>+ Gia hạn</w:t>
+            </w:r>
+          </w:p>
+        </w:tc>
+        <w:tc>
+          <w:tcPr>
+            <w:tcW w:type="dxa" w:w="2160"/>
+          </w:tcPr>
+          <w:p>
+            <w:r/>
+            <w:r>
+              <w:t>Ghi bằng mới xong: cột Kết luận đổi sang xanh, bảng lịch sử có thêm dòng, bằng cũ đánh *Bằng cũ*</w:t>
+            </w:r>
+          </w:p>
+        </w:tc>
+      </w:tr>
+      <w:tr>
+        <w:tc>
+          <w:tcPr>
+            <w:tcW w:type="dxa" w:w="2160"/>
+          </w:tcPr>
+          <w:p>
+            <w:r/>
+            <w:r>
+              <w:t>☐</w:t>
+            </w:r>
+          </w:p>
+        </w:tc>
+        <w:tc>
+          <w:tcPr>
+            <w:tcW w:type="dxa" w:w="2160"/>
+          </w:tcPr>
+          <w:p>
+            <w:r/>
+            <w:r>
+              <w:rPr>
+                <w:rFonts w:ascii="Consolas" w:hAnsi="Consolas"/>
+                <w:sz w:val="19"/>
+              </w:rPr>
+              <w:t>ketoan</w:t>
+            </w:r>
+          </w:p>
+        </w:tc>
+        <w:tc>
+          <w:tcPr>
+            <w:tcW w:type="dxa" w:w="2160"/>
+          </w:tcPr>
+          <w:p>
+            <w:r/>
+            <w:r>
+              <w:t xml:space="preserve">Tab </w:t>
+            </w:r>
+            <w:r>
+              <w:rPr>
+                <w:b/>
+              </w:rPr>
+              <w:t>Lịch tuần</w:t>
+            </w:r>
+          </w:p>
+        </w:tc>
+        <w:tc>
+          <w:tcPr>
+            <w:tcW w:type="dxa" w:w="2160"/>
+          </w:tcPr>
+          <w:p>
+            <w:r/>
+            <w:r>
+              <w:t>Bảy ô ngày, ngày nào có chuyến hiện số phiếu và tuyến</w:t>
+            </w:r>
+          </w:p>
+        </w:tc>
+      </w:tr>
+      <w:tr>
+        <w:tc>
+          <w:tcPr>
+            <w:tcW w:type="dxa" w:w="2160"/>
+          </w:tcPr>
+          <w:p>
+            <w:r/>
+            <w:r>
+              <w:t>☐</w:t>
+            </w:r>
+          </w:p>
+        </w:tc>
+        <w:tc>
+          <w:tcPr>
+            <w:tcW w:type="dxa" w:w="2160"/>
+          </w:tcPr>
+          <w:p>
+            <w:r/>
+            <w:r>
+              <w:rPr>
+                <w:rFonts w:ascii="Consolas" w:hAnsi="Consolas"/>
+                <w:sz w:val="19"/>
+              </w:rPr>
+              <w:t>khonl</w:t>
+            </w:r>
+          </w:p>
+        </w:tc>
+        <w:tc>
+          <w:tcPr>
+            <w:tcW w:type="dxa" w:w="2160"/>
+          </w:tcPr>
+          <w:p>
+            <w:r/>
+            <w:r>
+              <w:t xml:space="preserve">Mở </w:t>
+            </w:r>
+            <w:r>
+              <w:rPr>
+                <w:b/>
+              </w:rPr>
+              <w:t>Tài xế</w:t>
+            </w:r>
+            <w:r>
+              <w:t>, mở hồ sơ một người</w:t>
+            </w:r>
+          </w:p>
+        </w:tc>
+        <w:tc>
+          <w:tcPr>
+            <w:tcW w:type="dxa" w:w="2160"/>
+          </w:tcPr>
+          <w:p>
+            <w:r/>
+            <w:r>
+              <w:t xml:space="preserve">Xem được nhưng </w:t>
+            </w:r>
+            <w:r>
+              <w:rPr>
+                <w:b/>
+              </w:rPr>
+              <w:t>không có</w:t>
+            </w:r>
+            <w:r>
+              <w:t xml:space="preserve"> nút Lưu, các ô đều khoá</w:t>
+            </w:r>
+          </w:p>
+        </w:tc>
+      </w:tr>
+      <w:tr>
+        <w:tc>
+          <w:tcPr>
+            <w:tcW w:type="dxa" w:w="2160"/>
+          </w:tcPr>
+          <w:p>
+            <w:r/>
+            <w:r>
+              <w:t>☐</w:t>
+            </w:r>
+          </w:p>
+        </w:tc>
+        <w:tc>
+          <w:tcPr>
+            <w:tcW w:type="dxa" w:w="2160"/>
+          </w:tcPr>
+          <w:p>
+            <w:r/>
+            <w:r>
+              <w:rPr>
+                <w:rFonts w:ascii="Consolas" w:hAnsi="Consolas"/>
+                <w:sz w:val="19"/>
+              </w:rPr>
+              <w:t>tx01</w:t>
+            </w:r>
+          </w:p>
+        </w:tc>
+        <w:tc>
+          <w:tcPr>
+            <w:tcW w:type="dxa" w:w="2160"/>
+          </w:tcPr>
+          <w:p>
+            <w:r/>
+            <w:r>
+              <w:t xml:space="preserve">Tìm màn </w:t>
+            </w:r>
+            <w:r>
+              <w:rPr>
+                <w:b/>
+              </w:rPr>
+              <w:t>Tài xế</w:t>
+            </w:r>
+          </w:p>
+        </w:tc>
+        <w:tc>
+          <w:tcPr>
+            <w:tcW w:type="dxa" w:w="2160"/>
+          </w:tcPr>
+          <w:p>
+            <w:r/>
+            <w:r>
+              <w:t>Không có — tài xế chỉ thấy *Phiếu của tôi*</w:t>
+            </w:r>
+          </w:p>
+        </w:tc>
+      </w:tr>
+    </w:tbl>
+    <w:p/>
+    <w:p>
+      <w:pPr>
+        <w:jc w:val="both"/>
+      </w:pPr>
+      <w:r>
+        <w:t>---</w:t>
+      </w:r>
+    </w:p>
+    <w:p>
+      <w:pPr>
+        <w:pStyle w:val="Heading1"/>
+      </w:pPr>
+      <w:r>
+        <w:rPr>
+          <w:color w:val="145C4A"/>
+        </w:rPr>
         <w:t>5. Thử nối kế toán (chưa có API anh Khang vẫn thử được)</w:t>
       </w:r>
     </w:p>
@@ -4907,7 +5623,7 @@
         <w:jc w:val="both"/>
       </w:pPr>
       <w:r>
-        <w:t>python kiem\thu_ty_gia.py</w:t>
+        <w:t>python kiem\thu_ty_gia.py         node   kiem\ra_tai_xe.js</w:t>
       </w:r>
     </w:p>
     <w:p>

--- a/DOCS/word/HUONG_DAN_THU_TUNG_VAI.docx
+++ b/DOCS/word/HUONG_DAN_THU_TUNG_VAI.docx
@@ -339,16 +339,16 @@
         <w:jc w:val="both"/>
       </w:pPr>
       <w:r>
-        <w:t xml:space="preserve">   - *Phải thấy:* toàn bộ phần </w:t>
+        <w:t xml:space="preserve">   - *Phải thấy:* ô </w:t>
       </w:r>
       <w:r>
         <w:rPr>
           <w:b/>
         </w:rPr>
-        <w:t>đơn giá cước, thành tiền, quy đổi biến mất</w:t>
-      </w:r>
-      <w:r>
-        <w:t xml:space="preserve"> (phiếu gom không có cước),</w:t>
+        <w:t>đơn giá, tiền tệ, thành tiền vẫn có</w:t>
+      </w:r>
+      <w:r>
+        <w:t xml:space="preserve"> (anh Khampla 22/09: khách trả cước riêng cho chặng gom),</w:t>
       </w:r>
     </w:p>
     <w:p>
@@ -492,7 +492,43 @@
         <w:pStyle w:val="ListNumber"/>
       </w:pPr>
       <w:r>
-        <w:t xml:space="preserve">Vẫn ở phiếu đó, dưới cùng bấm </w:t>
+        <w:t xml:space="preserve">*(Tuỳ chọn, đúng cách ngoài đời)* đăng nhập tài xế của phiếu → </w:t>
+      </w:r>
+      <w:r>
+        <w:rPr>
+          <w:b/>
+        </w:rPr>
+        <w:t>Phiếu của tôi</w:t>
+      </w:r>
+      <w:r>
+        <w:t xml:space="preserve"> → </w:t>
+      </w:r>
+      <w:r>
+        <w:rPr>
+          <w:b/>
+        </w:rPr>
+        <w:t>Báo đã về</w:t>
+      </w:r>
+      <w:r>
+        <w:t>, gõ ngày về và km về.</w:t>
+      </w:r>
+    </w:p>
+    <w:p>
+      <w:pPr>
+        <w:jc w:val="both"/>
+      </w:pPr>
+      <w:r>
+        <w:t xml:space="preserve">   Quay lại </w:t>
+      </w:r>
+      <w:r>
+        <w:rPr>
+          <w:rFonts w:ascii="Consolas" w:hAnsi="Consolas"/>
+          <w:sz w:val="19"/>
+        </w:rPr>
+        <w:t>thabok</w:t>
+      </w:r>
+      <w:r>
+        <w:t xml:space="preserve">: bấm </w:t>
       </w:r>
       <w:r>
         <w:rPr>
@@ -501,7 +537,16 @@
         <w:t>Xe đã tới · nhập cân cuối</w:t>
       </w:r>
       <w:r>
-        <w:t xml:space="preserve">, nhập </w:t>
+        <w:t xml:space="preserve"> → hai ô ngày về, km về </w:t>
+      </w:r>
+      <w:r>
+        <w:rPr>
+          <w:b/>
+        </w:rPr>
+        <w:t>đã điền sẵn</w:t>
+      </w:r>
+      <w:r>
+        <w:t xml:space="preserve"> số tài xế báo; chỉ còn gõ </w:t>
       </w:r>
       <w:r>
         <w:rPr>
@@ -510,7 +555,7 @@
         <w:t>cân tại bãi</w:t>
       </w:r>
       <w:r>
-        <w:t xml:space="preserve"> (ví dụ 39,6), km về, ngày về.</w:t>
+        <w:t xml:space="preserve"> (ví dụ 39,6).</w:t>
       </w:r>
     </w:p>
     <w:p>
@@ -1418,7 +1463,7 @@
         <w:pStyle w:val="ListNumber"/>
       </w:pPr>
       <w:r>
-        <w:t xml:space="preserve">Thử sai: mở </w:t>
+        <w:t xml:space="preserve">Mở </w:t>
       </w:r>
       <w:r>
         <w:rPr>
@@ -1427,24 +1472,26 @@
         <w:t>phiếu gom</w:t>
       </w:r>
       <w:r>
-        <w:t xml:space="preserve"> rồi tìm nút hoá đơn → </w:t>
+        <w:t xml:space="preserve"> </w:t>
+      </w:r>
+      <w:r>
+        <w:rPr>
+          <w:rFonts w:ascii="Consolas" w:hAnsi="Consolas"/>
+          <w:sz w:val="19"/>
+        </w:rPr>
+        <w:t>G4-0101</w:t>
+      </w:r>
+      <w:r>
+        <w:t xml:space="preserve">: phiếu này cũng </w:t>
       </w:r>
       <w:r>
         <w:rPr>
           <w:b/>
         </w:rPr>
-        <w:t>không có</w:t>
-      </w:r>
-      <w:r>
-        <w:t>; gọi thẳng API cũng bị từ chối</w:t>
-      </w:r>
-    </w:p>
-    <w:p>
-      <w:pPr>
-        <w:jc w:val="both"/>
-      </w:pPr>
-      <w:r>
-        <w:t xml:space="preserve">   (*"Phiếu đi gom hàng không có cước"*).</w:t>
+        <w:t>có cước và lập được hoá đơn</w:t>
+      </w:r>
+      <w:r>
+        <w:t xml:space="preserve"> (6 USD/t cho chặng gom) — theo trả lời của anh Khampla 22/09.</w:t>
       </w:r>
     </w:p>
     <w:p>
@@ -2000,6 +2047,196 @@
             <w:r/>
             <w:r>
               <w:t>Không có (giá là tiền bán)</w:t>
+            </w:r>
+          </w:p>
+        </w:tc>
+      </w:tr>
+      <w:tr>
+        <w:tc>
+          <w:tcPr>
+            <w:tcW w:type="dxa" w:w="2160"/>
+          </w:tcPr>
+          <w:p>
+            <w:r/>
+            <w:r>
+              <w:t>☐</w:t>
+            </w:r>
+          </w:p>
+        </w:tc>
+        <w:tc>
+          <w:tcPr>
+            <w:tcW w:type="dxa" w:w="2160"/>
+          </w:tcPr>
+          <w:p>
+            <w:r/>
+            <w:r>
+              <w:rPr>
+                <w:rFonts w:ascii="Consolas" w:hAnsi="Consolas"/>
+                <w:sz w:val="19"/>
+              </w:rPr>
+              <w:t>thabok</w:t>
+            </w:r>
+          </w:p>
+        </w:tc>
+        <w:tc>
+          <w:tcPr>
+            <w:tcW w:type="dxa" w:w="2160"/>
+          </w:tcPr>
+          <w:p>
+            <w:r/>
+            <w:r>
+              <w:t xml:space="preserve">Mở phiếu, mục II, gõ vào </w:t>
+            </w:r>
+            <w:r>
+              <w:rPr>
+                <w:b/>
+              </w:rPr>
+              <w:t>Số phiếu quặng</w:t>
+            </w:r>
+          </w:p>
+        </w:tc>
+        <w:tc>
+          <w:tcPr>
+            <w:tcW w:type="dxa" w:w="2160"/>
+          </w:tcPr>
+          <w:p>
+            <w:r/>
+            <w:r>
+              <w:t>Ô khoá, dưới có dòng *Kế toán nhập khi nhận giấy · Bãi đính kèm ảnh*</w:t>
+            </w:r>
+          </w:p>
+        </w:tc>
+      </w:tr>
+      <w:tr>
+        <w:tc>
+          <w:tcPr>
+            <w:tcW w:type="dxa" w:w="2160"/>
+          </w:tcPr>
+          <w:p>
+            <w:r/>
+            <w:r>
+              <w:t>☐</w:t>
+            </w:r>
+          </w:p>
+        </w:tc>
+        <w:tc>
+          <w:tcPr>
+            <w:tcW w:type="dxa" w:w="2160"/>
+          </w:tcPr>
+          <w:p>
+            <w:r/>
+            <w:r>
+              <w:rPr>
+                <w:rFonts w:ascii="Consolas" w:hAnsi="Consolas"/>
+                <w:sz w:val="19"/>
+              </w:rPr>
+              <w:t>ketoan</w:t>
+            </w:r>
+          </w:p>
+        </w:tc>
+        <w:tc>
+          <w:tcPr>
+            <w:tcW w:type="dxa" w:w="2160"/>
+          </w:tcPr>
+          <w:p>
+            <w:r/>
+            <w:r>
+              <w:t xml:space="preserve">Cùng phiếu, gõ </w:t>
+            </w:r>
+            <w:r>
+              <w:rPr>
+                <w:b/>
+              </w:rPr>
+              <w:t>Số phiếu quặng</w:t>
+            </w:r>
+            <w:r>
+              <w:t xml:space="preserve"> rồi Lưu</w:t>
+            </w:r>
+          </w:p>
+        </w:tc>
+        <w:tc>
+          <w:tcPr>
+            <w:tcW w:type="dxa" w:w="2160"/>
+          </w:tcPr>
+          <w:p>
+            <w:r/>
+            <w:r>
+              <w:t>Lưu được</w:t>
+            </w:r>
+          </w:p>
+        </w:tc>
+      </w:tr>
+      <w:tr>
+        <w:tc>
+          <w:tcPr>
+            <w:tcW w:type="dxa" w:w="2160"/>
+          </w:tcPr>
+          <w:p>
+            <w:r/>
+            <w:r>
+              <w:t>☐</w:t>
+            </w:r>
+          </w:p>
+        </w:tc>
+        <w:tc>
+          <w:tcPr>
+            <w:tcW w:type="dxa" w:w="2160"/>
+          </w:tcPr>
+          <w:p>
+            <w:r/>
+            <w:r>
+              <w:t>*(máy chưa chọn ngôn ngữ)*</w:t>
+            </w:r>
+          </w:p>
+        </w:tc>
+        <w:tc>
+          <w:tcPr>
+            <w:tcW w:type="dxa" w:w="2160"/>
+          </w:tcPr>
+          <w:p>
+            <w:r/>
+            <w:r>
+              <w:t xml:space="preserve">Đăng nhập </w:t>
+            </w:r>
+            <w:r>
+              <w:rPr>
+                <w:rFonts w:ascii="Consolas" w:hAnsi="Consolas"/>
+                <w:sz w:val="19"/>
+              </w:rPr>
+              <w:t>thabok</w:t>
+            </w:r>
+            <w:r>
+              <w:t xml:space="preserve"> lần đầu</w:t>
+            </w:r>
+          </w:p>
+        </w:tc>
+        <w:tc>
+          <w:tcPr>
+            <w:tcW w:type="dxa" w:w="2160"/>
+          </w:tcPr>
+          <w:p>
+            <w:r/>
+            <w:r>
+              <w:t xml:space="preserve">Giao diện tự sang </w:t>
+            </w:r>
+            <w:r>
+              <w:rPr>
+                <w:b/>
+              </w:rPr>
+              <w:t>tiếng Lào</w:t>
+            </w:r>
+            <w:r>
+              <w:t xml:space="preserve">; đăng nhập </w:t>
+            </w:r>
+            <w:r>
+              <w:rPr>
+                <w:rFonts w:ascii="Consolas" w:hAnsi="Consolas"/>
+                <w:sz w:val="19"/>
+              </w:rPr>
+              <w:t>ketoan</w:t>
+            </w:r>
+            <w:r>
+              <w:t xml:space="preserve"> thì vẫn tiếng Việt</w:t>
             </w:r>
           </w:p>
         </w:tc>

--- a/DOCS/word/HUONG_DAN_THU_TUNG_VAI.docx
+++ b/DOCS/word/HUONG_DAN_THU_TUNG_VAI.docx
@@ -1507,35 +1507,26 @@
         <w:jc w:val="both"/>
       </w:pPr>
       <w:r>
-        <w:t xml:space="preserve">Mở một phiếu </w:t>
-      </w:r>
-      <w:r>
-        <w:rPr>
-          <w:b/>
-        </w:rPr>
-        <w:t>xe thuê ngoài đã khoá</w:t>
-      </w:r>
-      <w:r>
-        <w:t xml:space="preserve"> (ví dụ </w:t>
+        <w:t xml:space="preserve">Chủ xe mẫu </w:t>
       </w:r>
       <w:r>
         <w:rPr>
           <w:rFonts w:ascii="Consolas" w:hAnsi="Consolas"/>
           <w:sz w:val="19"/>
         </w:rPr>
-        <w:t>T4-0430-08/EPL</w:t>
-      </w:r>
-      <w:r>
-        <w:t xml:space="preserve">) → bấm </w:t>
+        <w:t>ທ້າວ ຄຳຫລ້າ</w:t>
+      </w:r>
+      <w:r>
+        <w:t xml:space="preserve"> ký </w:t>
       </w:r>
       <w:r>
         <w:rPr>
           <w:b/>
         </w:rPr>
-        <w:t>Trả chủ xe · … USD</w:t>
-      </w:r>
-      <w:r>
-        <w:t>.</w:t>
+        <w:t>trả gộp cuối tháng bằng Kíp</w:t>
+      </w:r>
+      <w:r>
+        <w:t>, nên trên dòng phiếu không có nút trả từng</w:t>
       </w:r>
     </w:p>
     <w:p>
@@ -1543,7 +1534,50 @@
         <w:jc w:val="both"/>
       </w:pPr>
       <w:r>
-        <w:t>*Phải thấy:* hộp tính rõ *tiền thuê − phí 2 % − quá tải − các khoản EPL đã ứng*; xong sinh tờ</w:t>
+        <w:t>phiếu — thay vào đó:</w:t>
+      </w:r>
+    </w:p>
+    <w:p>
+      <w:pPr>
+        <w:pStyle w:val="ListNumber"/>
+      </w:pPr>
+      <w:r>
+        <w:t xml:space="preserve">Vào </w:t>
+      </w:r>
+      <w:r>
+        <w:rPr>
+          <w:b/>
+        </w:rPr>
+        <w:t>Xe liên kết</w:t>
+      </w:r>
+      <w:r>
+        <w:t xml:space="preserve"> → bảng </w:t>
+      </w:r>
+      <w:r>
+        <w:rPr>
+          <w:b/>
+        </w:rPr>
+        <w:t>Chủ xe liên kết</w:t>
+      </w:r>
+      <w:r>
+        <w:t xml:space="preserve"> phía trên: thấy cột *Chờ trả* ghi số phiếu và tổng.</w:t>
+      </w:r>
+    </w:p>
+    <w:p>
+      <w:pPr>
+        <w:pStyle w:val="ListNumber"/>
+      </w:pPr>
+      <w:r>
+        <w:t xml:space="preserve">Bấm </w:t>
+      </w:r>
+      <w:r>
+        <w:rPr>
+          <w:b/>
+        </w:rPr>
+        <w:t>Trả gộp</w:t>
+      </w:r>
+      <w:r>
+        <w:t xml:space="preserve"> → hộp liệt kê các phiếu đã khoá chưa trả, tích sẵn; tổng tự cộng theo ô đang tích;</w:t>
       </w:r>
     </w:p>
     <w:p>
@@ -1551,7 +1585,123 @@
         <w:jc w:val="both"/>
       </w:pPr>
       <w:r>
-        <w:t>*Phiếu chi trả chủ xe liên kết*.</w:t>
+        <w:t xml:space="preserve">   chọn cách chi (tiền mặt / chuyển khoản), số uỷ nhiệm chi → </w:t>
+      </w:r>
+      <w:r>
+        <w:rPr>
+          <w:b/>
+        </w:rPr>
+        <w:t>Trả chủ xe</w:t>
+      </w:r>
+      <w:r>
+        <w:t>.</w:t>
+      </w:r>
+    </w:p>
+    <w:p>
+      <w:pPr>
+        <w:pStyle w:val="ListNumber"/>
+      </w:pPr>
+      <w:r>
+        <w:t xml:space="preserve">*Phải thấy:* Sổ chứng từ có </w:t>
+      </w:r>
+      <w:r>
+        <w:rPr>
+          <w:b/>
+        </w:rPr>
+        <w:t>một</w:t>
+      </w:r>
+      <w:r>
+        <w:t xml:space="preserve"> tờ *Phiếu chi trả chủ xe liên kết* cho cả đợt; các phiếu trong đợt</w:t>
+      </w:r>
+    </w:p>
+    <w:p>
+      <w:pPr>
+        <w:jc w:val="both"/>
+      </w:pPr>
+      <w:r>
+        <w:t xml:space="preserve">   đổi sang *Đã trả chủ xe*; cột *Chờ trả* về 0.</w:t>
+      </w:r>
+    </w:p>
+    <w:p>
+      <w:pPr>
+        <w:pStyle w:val="ListNumber"/>
+      </w:pPr>
+      <w:r>
+        <w:rPr>
+          <w:rFonts w:ascii="Consolas" w:hAnsi="Consolas"/>
+          <w:sz w:val="19"/>
+        </w:rPr>
+        <w:t>ketoan</w:t>
+      </w:r>
+      <w:r>
+        <w:t xml:space="preserve">: bấm </w:t>
+      </w:r>
+      <w:r>
+        <w:rPr>
+          <w:b/>
+        </w:rPr>
+        <w:t>Sửa</w:t>
+      </w:r>
+      <w:r>
+        <w:t xml:space="preserve"> trên chủ xe → đổi được </w:t>
+      </w:r>
+      <w:r>
+        <w:rPr>
+          <w:b/>
+        </w:rPr>
+        <w:t>phí %/phiếu, ngưỡng tấn, mức trừ quá tải, cách trả</w:t>
+      </w:r>
+      <w:r>
+        <w:t>.</w:t>
+      </w:r>
+    </w:p>
+    <w:p>
+      <w:pPr>
+        <w:jc w:val="both"/>
+      </w:pPr>
+      <w:r>
+        <w:t xml:space="preserve">   Lập phiếu mới bằng xe của chủ đó thì ba ô phí trên phiếu tự điền theo — anh Khampla nói mỗi chủ xe</w:t>
+      </w:r>
+    </w:p>
+    <w:p>
+      <w:pPr>
+        <w:jc w:val="both"/>
+      </w:pPr>
+      <w:r>
+        <w:t xml:space="preserve">   một hợp đồng khác nhau (C4.2).</w:t>
+      </w:r>
+    </w:p>
+    <w:p>
+      <w:pPr>
+        <w:pStyle w:val="ListNumber"/>
+      </w:pPr>
+      <w:r>
+        <w:rPr>
+          <w:rFonts w:ascii="Consolas" w:hAnsi="Consolas"/>
+          <w:sz w:val="19"/>
+        </w:rPr>
+        <w:t>thabok</w:t>
+      </w:r>
+      <w:r>
+        <w:t xml:space="preserve">: mở </w:t>
+      </w:r>
+      <w:r>
+        <w:rPr>
+          <w:b/>
+        </w:rPr>
+        <w:t>Xe liên kết</w:t>
+      </w:r>
+      <w:r>
+        <w:t xml:space="preserve"> → bảng Chủ xe </w:t>
+      </w:r>
+      <w:r>
+        <w:rPr>
+          <w:b/>
+        </w:rPr>
+        <w:t>không có</w:t>
+      </w:r>
+      <w:r>
+        <w:t xml:space="preserve"> cột phí và cột chờ trả (là tiền).</w:t>
       </w:r>
     </w:p>
     <w:p>
@@ -3445,6 +3595,82 @@
             </w:r>
             <w:r>
               <w:t>: bảng thanh toán chủ xe ghi Kíp, bảng lãi ghi USD</w:t>
+            </w:r>
+          </w:p>
+        </w:tc>
+      </w:tr>
+      <w:tr>
+        <w:tc>
+          <w:tcPr>
+            <w:tcW w:type="dxa" w:w="2160"/>
+          </w:tcPr>
+          <w:p>
+            <w:r/>
+            <w:r>
+              <w:t>☐</w:t>
+            </w:r>
+          </w:p>
+        </w:tc>
+        <w:tc>
+          <w:tcPr>
+            <w:tcW w:type="dxa" w:w="2160"/>
+          </w:tcPr>
+          <w:p>
+            <w:r/>
+            <w:r>
+              <w:rPr>
+                <w:rFonts w:ascii="Consolas" w:hAnsi="Consolas"/>
+                <w:sz w:val="19"/>
+              </w:rPr>
+              <w:t>ketoan</w:t>
+            </w:r>
+          </w:p>
+        </w:tc>
+        <w:tc>
+          <w:tcPr>
+            <w:tcW w:type="dxa" w:w="2160"/>
+          </w:tcPr>
+          <w:p>
+            <w:r/>
+            <w:r>
+              <w:t xml:space="preserve">Mở phiếu mới, chọn khách </w:t>
+            </w:r>
+            <w:r>
+              <w:rPr>
+                <w:rFonts w:ascii="Consolas" w:hAnsi="Consolas"/>
+                <w:sz w:val="19"/>
+              </w:rPr>
+              <w:t>ນາງ ວັນນາ</w:t>
+            </w:r>
+            <w:r>
+              <w:t xml:space="preserve"> tuyến </w:t>
+            </w:r>
+            <w:r>
+              <w:rPr>
+                <w:rFonts w:ascii="Consolas" w:hAnsi="Consolas"/>
+                <w:sz w:val="19"/>
+              </w:rPr>
+              <w:t>ກາສີ → ທ່າເຮືອກະລໍ</w:t>
+            </w:r>
+          </w:p>
+        </w:tc>
+        <w:tc>
+          <w:tcPr>
+            <w:tcW w:type="dxa" w:w="2160"/>
+          </w:tcPr>
+          <w:p>
+            <w:r/>
+            <w:r>
+              <w:t xml:space="preserve">Ô </w:t>
+            </w:r>
+            <w:r>
+              <w:rPr>
+                <w:b/>
+              </w:rPr>
+              <w:t>Cách tính cước</w:t>
+            </w:r>
+            <w:r>
+              <w:t xml:space="preserve"> tự thành *Khoán trọn chuyến*, giá 1.800 USD; thành tiền = 1.800 dù cân bao nhiêu tấn</w:t>
             </w:r>
           </w:p>
         </w:tc>

--- a/DOCS/word/HUONG_DAN_THU_TUNG_VAI.docx
+++ b/DOCS/word/HUONG_DAN_THU_TUNG_VAI.docx
@@ -1492,6 +1492,371 @@
       </w:r>
       <w:r>
         <w:t xml:space="preserve"> (6 USD/t cho chặng gom) — theo trả lời của anh Khampla 22/09.</w:t>
+      </w:r>
+    </w:p>
+    <w:p>
+      <w:pPr>
+        <w:pStyle w:val="Heading2"/>
+      </w:pPr>
+      <w:r>
+        <w:t>Bước 8b ☐ Hoá đơn **gộp tháng** cho khách hợp đồng — `doanhthu`</w:t>
+      </w:r>
+    </w:p>
+    <w:p>
+      <w:pPr>
+        <w:jc w:val="both"/>
+      </w:pPr>
+      <w:r>
+        <w:t xml:space="preserve">Khách mẫu </w:t>
+      </w:r>
+      <w:r>
+        <w:rPr>
+          <w:rFonts w:ascii="Consolas" w:hAnsi="Consolas"/>
+          <w:sz w:val="19"/>
+        </w:rPr>
+        <w:t>ບໍລິສັດ ລາວ-ຈີນ ມີເນີໂຣ</w:t>
+      </w:r>
+      <w:r>
+        <w:t xml:space="preserve"> để </w:t>
+      </w:r>
+      <w:r>
+        <w:rPr>
+          <w:b/>
+        </w:rPr>
+        <w:t>gộp một tờ cuối tháng</w:t>
+      </w:r>
+      <w:r>
+        <w:t xml:space="preserve"> (anh Khampla C8.2), nên hai phiếu tháng 9</w:t>
+      </w:r>
+    </w:p>
+    <w:p>
+      <w:pPr>
+        <w:jc w:val="both"/>
+      </w:pPr>
+      <w:r>
+        <w:t xml:space="preserve">của khách này </w:t>
+      </w:r>
+      <w:r>
+        <w:rPr>
+          <w:b/>
+        </w:rPr>
+        <w:t>không có nút Lập hoá đơn</w:t>
+      </w:r>
+      <w:r>
+        <w:t xml:space="preserve"> trên phiếu.</w:t>
+      </w:r>
+    </w:p>
+    <w:p>
+      <w:pPr>
+        <w:pStyle w:val="ListNumber"/>
+      </w:pPr>
+      <w:r>
+        <w:t>Mở một phiếu của khách đó (</w:t>
+      </w:r>
+      <w:r>
+        <w:rPr>
+          <w:rFonts w:ascii="Consolas" w:hAnsi="Consolas"/>
+          <w:sz w:val="19"/>
+        </w:rPr>
+        <w:t>T4-0440-09</w:t>
+      </w:r>
+      <w:r>
+        <w:t xml:space="preserve"> hoặc </w:t>
+      </w:r>
+      <w:r>
+        <w:rPr>
+          <w:rFonts w:ascii="Consolas" w:hAnsi="Consolas"/>
+          <w:sz w:val="19"/>
+        </w:rPr>
+        <w:t>T4-0441-09</w:t>
+      </w:r>
+      <w:r>
+        <w:t xml:space="preserve">) bằng </w:t>
+      </w:r>
+      <w:r>
+        <w:rPr>
+          <w:rFonts w:ascii="Consolas" w:hAnsi="Consolas"/>
+          <w:sz w:val="19"/>
+        </w:rPr>
+        <w:t>doanhthu</w:t>
+      </w:r>
+      <w:r>
+        <w:t>.</w:t>
+      </w:r>
+    </w:p>
+    <w:p>
+      <w:pPr>
+        <w:jc w:val="both"/>
+      </w:pPr>
+      <w:r>
+        <w:t xml:space="preserve">   - *Phải thấy:* chỗ nút hoá đơn là nút </w:t>
+      </w:r>
+      <w:r>
+        <w:rPr>
+          <w:b/>
+        </w:rPr>
+        <w:t>Gộp hoá đơn tháng</w:t>
+      </w:r>
+      <w:r>
+        <w:t xml:space="preserve"> (nếu chưa gộp) hoặc nút **Thuộc hoá đơn</w:t>
+      </w:r>
+    </w:p>
+    <w:p>
+      <w:pPr>
+        <w:jc w:val="both"/>
+      </w:pPr>
+      <w:r>
+        <w:t xml:space="preserve">     HDT-202609-01** (đã gộp) — bấm là sang màn hoá đơn gộp.</w:t>
+      </w:r>
+    </w:p>
+    <w:p>
+      <w:pPr>
+        <w:pStyle w:val="ListNumber"/>
+      </w:pPr>
+      <w:r>
+        <w:t xml:space="preserve">Vào </w:t>
+      </w:r>
+      <w:r>
+        <w:rPr>
+          <w:b/>
+        </w:rPr>
+        <w:t>Hoá đơn gộp tháng</w:t>
+      </w:r>
+      <w:r>
+        <w:t xml:space="preserve"> (nhóm Vận chuyển), chọn tháng </w:t>
+      </w:r>
+      <w:r>
+        <w:rPr>
+          <w:b/>
+        </w:rPr>
+        <w:t>2026-09</w:t>
+      </w:r>
+      <w:r>
+        <w:t>.</w:t>
+      </w:r>
+    </w:p>
+    <w:p>
+      <w:pPr>
+        <w:jc w:val="both"/>
+      </w:pPr>
+      <w:r>
+        <w:t xml:space="preserve">   - *Phải thấy:* tờ </w:t>
+      </w:r>
+      <w:r>
+        <w:rPr>
+          <w:rFonts w:ascii="Consolas" w:hAnsi="Consolas"/>
+          <w:sz w:val="19"/>
+        </w:rPr>
+        <w:t>HDT-202609-01</w:t>
+      </w:r>
+      <w:r>
+        <w:t xml:space="preserve"> với </w:t>
+      </w:r>
+      <w:r>
+        <w:rPr>
+          <w:b/>
+        </w:rPr>
+        <w:t>2 phiếu</w:t>
+      </w:r>
+      <w:r>
+        <w:t>, tiền bằng tổng doanh thu hai phiếu, đã thu 60 %.</w:t>
+      </w:r>
+    </w:p>
+    <w:p>
+      <w:pPr>
+        <w:pStyle w:val="ListNumber"/>
+      </w:pPr>
+      <w:r>
+        <w:t xml:space="preserve">Bấm </w:t>
+      </w:r>
+      <w:r>
+        <w:rPr>
+          <w:b/>
+        </w:rPr>
+        <w:t>Xem</w:t>
+      </w:r>
+      <w:r>
+        <w:t xml:space="preserve"> → khối chi tiết hiện *từng dòng phiếu* (tấn, đơn giá, thành tiền, đã thu, trạng thái) và</w:t>
+      </w:r>
+    </w:p>
+    <w:p>
+      <w:pPr>
+        <w:jc w:val="both"/>
+      </w:pPr>
+      <w:r>
+        <w:t xml:space="preserve">   *sổ thu tiền của tờ*.</w:t>
+      </w:r>
+    </w:p>
+    <w:p>
+      <w:pPr>
+        <w:jc w:val="both"/>
+      </w:pPr>
+      <w:r>
+        <w:t xml:space="preserve">   - *Phải thấy:* phiếu </w:t>
+      </w:r>
+      <w:r>
+        <w:rPr>
+          <w:b/>
+        </w:rPr>
+        <w:t>cũ hơn</w:t>
+      </w:r>
+      <w:r>
+        <w:t xml:space="preserve"> đã thu đủ, phiếu sau mới một phần — tiền được rải theo thứ tự ngày.</w:t>
+      </w:r>
+    </w:p>
+    <w:p>
+      <w:pPr>
+        <w:pStyle w:val="ListNumber"/>
+      </w:pPr>
+      <w:r>
+        <w:t xml:space="preserve">Bấm </w:t>
+      </w:r>
+      <w:r>
+        <w:rPr>
+          <w:b/>
+        </w:rPr>
+        <w:t>Ghi một lần thu</w:t>
+      </w:r>
+      <w:r>
+        <w:t xml:space="preserve">, để nguyên số còn lại → cả hai phiếu đổi sang </w:t>
+      </w:r>
+      <w:r>
+        <w:rPr>
+          <w:b/>
+        </w:rPr>
+        <w:t>Đã thu đủ</w:t>
+      </w:r>
+      <w:r>
+        <w:t>.</w:t>
+      </w:r>
+    </w:p>
+    <w:p>
+      <w:pPr>
+        <w:jc w:val="both"/>
+      </w:pPr>
+      <w:r>
+        <w:t xml:space="preserve">   - *Phải thấy:* Sổ chứng từ chỉ thêm </w:t>
+      </w:r>
+      <w:r>
+        <w:rPr>
+          <w:b/>
+        </w:rPr>
+        <w:t>một</w:t>
+      </w:r>
+      <w:r>
+        <w:t xml:space="preserve"> tờ *Phiếu thu tiền khách* cho cả tờ hoá đơn, không phải</w:t>
+      </w:r>
+    </w:p>
+    <w:p>
+      <w:pPr>
+        <w:jc w:val="both"/>
+      </w:pPr>
+      <w:r>
+        <w:t xml:space="preserve">     mỗi phiếu một tờ.</w:t>
+      </w:r>
+    </w:p>
+    <w:p>
+      <w:pPr>
+        <w:pStyle w:val="ListNumber"/>
+      </w:pPr>
+      <w:r>
+        <w:t xml:space="preserve">Thử sai: mở lại phiếu lẻ, bấm ghi thu ở đó → </w:t>
+      </w:r>
+      <w:r>
+        <w:rPr>
+          <w:b/>
+        </w:rPr>
+        <w:t>phải bị chặn</w:t>
+      </w:r>
+      <w:r>
+        <w:t>, câu nhắc chỉ sang tờ hoá đơn gộp.</w:t>
+      </w:r>
+    </w:p>
+    <w:p>
+      <w:pPr>
+        <w:pStyle w:val="ListNumber"/>
+      </w:pPr>
+      <w:r>
+        <w:t xml:space="preserve">Muốn xem cách bật/tắt: </w:t>
+      </w:r>
+      <w:r>
+        <w:rPr>
+          <w:rFonts w:ascii="Consolas" w:hAnsi="Consolas"/>
+          <w:sz w:val="19"/>
+        </w:rPr>
+        <w:t>ketoan</w:t>
+      </w:r>
+      <w:r>
+        <w:t xml:space="preserve"> vào </w:t>
+      </w:r>
+      <w:r>
+        <w:rPr>
+          <w:b/>
+        </w:rPr>
+        <w:t>Khách hàng</w:t>
+      </w:r>
+      <w:r>
+        <w:t xml:space="preserve"> → </w:t>
+      </w:r>
+      <w:r>
+        <w:rPr>
+          <w:b/>
+        </w:rPr>
+        <w:t>Sửa</w:t>
+      </w:r>
+      <w:r>
+        <w:t xml:space="preserve"> → ô </w:t>
+      </w:r>
+      <w:r>
+        <w:rPr>
+          <w:b/>
+        </w:rPr>
+        <w:t>Cách xuất hoá đơn</w:t>
+      </w:r>
+      <w:r>
+        <w:t xml:space="preserve"> có hai lựa chọn</w:t>
+      </w:r>
+    </w:p>
+    <w:p>
+      <w:pPr>
+        <w:jc w:val="both"/>
+      </w:pPr>
+      <w:r>
+        <w:t xml:space="preserve">   *Mỗi phiếu một hoá đơn* · *Gộp một tờ cuối tháng*; cột mới trên bảng cũng hiện cờ đó.</w:t>
+      </w:r>
+    </w:p>
+    <w:p>
+      <w:pPr>
+        <w:pStyle w:val="ListNumber"/>
+      </w:pPr>
+      <w:r>
+        <w:t xml:space="preserve">Tháng nào chưa gộp thì bảng </w:t>
+      </w:r>
+      <w:r>
+        <w:rPr>
+          <w:b/>
+        </w:rPr>
+        <w:t>Chờ gộp</w:t>
+      </w:r>
+      <w:r>
+        <w:t xml:space="preserve"> ở đầu màn liệt kê khách × loại tiền còn phiếu chờ — bấm</w:t>
+      </w:r>
+    </w:p>
+    <w:p>
+      <w:pPr>
+        <w:jc w:val="both"/>
+      </w:pPr>
+      <w:r>
+        <w:t xml:space="preserve">   </w:t>
+      </w:r>
+      <w:r>
+        <w:rPr>
+          <w:b/>
+        </w:rPr>
+        <w:t>Gộp hoá đơn tháng</w:t>
+      </w:r>
+      <w:r>
+        <w:t xml:space="preserve"> là ra một tờ mới.</w:t>
       </w:r>
     </w:p>
     <w:p>

--- a/DOCS/word/HUONG_DAN_THU_TUNG_VAI.docx
+++ b/DOCS/word/HUONG_DAN_THU_TUNG_VAI.docx
@@ -2067,6 +2067,528 @@
       </w:r>
       <w:r>
         <w:t xml:space="preserve"> cột phí và cột chờ trả (là tiền).</w:t>
+      </w:r>
+    </w:p>
+    <w:p>
+      <w:pPr>
+        <w:jc w:val="both"/>
+      </w:pPr>
+      <w:r>
+        <w:t>---</w:t>
+      </w:r>
+    </w:p>
+    <w:p>
+      <w:pPr>
+        <w:pStyle w:val="Heading2"/>
+      </w:pPr>
+      <w:r>
+        <w:t>Bước 9b ☐ Hai vai mới ở Thà Bốc và lệnh sửa chữa — `totsua`, `khopt`</w:t>
+      </w:r>
+    </w:p>
+    <w:p>
+      <w:pPr>
+        <w:jc w:val="both"/>
+      </w:pPr>
+      <w:r>
+        <w:t xml:space="preserve">Anh Khampla nói kho phụ tùng và tổ sửa chữa là </w:t>
+      </w:r>
+      <w:r>
+        <w:rPr>
+          <w:b/>
+        </w:rPr>
+        <w:t>người riêng</w:t>
+      </w:r>
+      <w:r>
+        <w:t xml:space="preserve"> (C1.2), nên hai việc đó đã rút khỏi Bãi.</w:t>
+      </w:r>
+    </w:p>
+    <w:p>
+      <w:pPr>
+        <w:pStyle w:val="ListNumber"/>
+      </w:pPr>
+      <w:r>
+        <w:rPr>
+          <w:rFonts w:ascii="Consolas" w:hAnsi="Consolas"/>
+          <w:sz w:val="19"/>
+        </w:rPr>
+        <w:t>thabok</w:t>
+      </w:r>
+      <w:r>
+        <w:t xml:space="preserve">: mở một phiếu đang chạy → mục </w:t>
+      </w:r>
+      <w:r>
+        <w:rPr>
+          <w:b/>
+        </w:rPr>
+        <w:t>V. Sửa chữa</w:t>
+      </w:r>
+      <w:r>
+        <w:t xml:space="preserve"> không còn nút nhập; màn </w:t>
+      </w:r>
+      <w:r>
+        <w:rPr>
+          <w:b/>
+        </w:rPr>
+        <w:t>Theo dõi tuyến</w:t>
+      </w:r>
+      <w:r>
+        <w:t xml:space="preserve"> →</w:t>
+      </w:r>
+    </w:p>
+    <w:p>
+      <w:pPr>
+        <w:jc w:val="both"/>
+      </w:pPr>
+      <w:r>
+        <w:t xml:space="preserve">   tab Chi phí không còn nút *Báo sự cố / sửa xe*.</w:t>
+      </w:r>
+    </w:p>
+    <w:p>
+      <w:pPr>
+        <w:jc w:val="both"/>
+      </w:pPr>
+      <w:r>
+        <w:t xml:space="preserve">   - *Phải thấy:* Bãi vẫn ghi được diễn biến và báo sự cố (không kèm tiền).</w:t>
+      </w:r>
+    </w:p>
+    <w:p>
+      <w:pPr>
+        <w:pStyle w:val="ListNumber"/>
+      </w:pPr>
+      <w:r>
+        <w:rPr>
+          <w:rFonts w:ascii="Consolas" w:hAnsi="Consolas"/>
+          <w:sz w:val="19"/>
+        </w:rPr>
+        <w:t>totsua</w:t>
+      </w:r>
+      <w:r>
+        <w:t xml:space="preserve"> (tổ sửa chữa): đăng nhập → menu chỉ có Theo dõi tuyến · Phiếu xuất xe · Lệnh sửa chữa ·</w:t>
+      </w:r>
+    </w:p>
+    <w:p>
+      <w:pPr>
+        <w:jc w:val="both"/>
+      </w:pPr>
+      <w:r>
+        <w:t xml:space="preserve">   Kho phụ tùng · Xe.</w:t>
+      </w:r>
+    </w:p>
+    <w:p>
+      <w:pPr>
+        <w:jc w:val="both"/>
+      </w:pPr>
+      <w:r>
+        <w:t xml:space="preserve">   - Mở </w:t>
+      </w:r>
+      <w:r>
+        <w:rPr>
+          <w:b/>
+        </w:rPr>
+        <w:t>Theo dõi tuyến</w:t>
+      </w:r>
+      <w:r>
+        <w:t xml:space="preserve"> → chọn một chuyến → tab Chi phí → </w:t>
+      </w:r>
+      <w:r>
+        <w:rPr>
+          <w:b/>
+        </w:rPr>
+        <w:t>Báo sự cố / sửa xe</w:t>
+      </w:r>
+      <w:r>
+        <w:t>, tích *có khoản sửa</w:t>
+      </w:r>
+    </w:p>
+    <w:p>
+      <w:pPr>
+        <w:jc w:val="both"/>
+      </w:pPr>
+      <w:r>
+        <w:t xml:space="preserve">     chữa*, chọn phụ tùng trong kho → lưu. *Phải thấy:* dòng vào mục V của phiếu, tồn kho giảm ngay.</w:t>
+      </w:r>
+    </w:p>
+    <w:p>
+      <w:pPr>
+        <w:jc w:val="both"/>
+      </w:pPr>
+      <w:r>
+        <w:t xml:space="preserve">   - Tài xế báo hỏng (</w:t>
+      </w:r>
+      <w:r>
+        <w:rPr>
+          <w:rFonts w:ascii="Consolas" w:hAnsi="Consolas"/>
+          <w:sz w:val="19"/>
+        </w:rPr>
+        <w:t>tx01</w:t>
+      </w:r>
+      <w:r>
+        <w:t xml:space="preserve"> bấm </w:t>
+      </w:r>
+      <w:r>
+        <w:rPr>
+          <w:b/>
+        </w:rPr>
+        <w:t>Báo hỏng</w:t>
+      </w:r>
+      <w:r>
+        <w:t xml:space="preserve">) thì nút </w:t>
+      </w:r>
+      <w:r>
+        <w:rPr>
+          <w:b/>
+        </w:rPr>
+        <w:t>Duyệt</w:t>
+      </w:r>
+      <w:r>
+        <w:t xml:space="preserve"> nằm ở </w:t>
+      </w:r>
+      <w:r>
+        <w:rPr>
+          <w:rFonts w:ascii="Consolas" w:hAnsi="Consolas"/>
+          <w:sz w:val="19"/>
+        </w:rPr>
+        <w:t>totsua</w:t>
+      </w:r>
+      <w:r>
+        <w:t>, không phải ở Bãi.</w:t>
+      </w:r>
+    </w:p>
+    <w:p>
+      <w:pPr>
+        <w:pStyle w:val="ListNumber"/>
+      </w:pPr>
+      <w:r>
+        <w:rPr>
+          <w:rFonts w:ascii="Consolas" w:hAnsi="Consolas"/>
+          <w:sz w:val="19"/>
+        </w:rPr>
+        <w:t>khopt</w:t>
+      </w:r>
+      <w:r>
+        <w:t xml:space="preserve"> (thủ kho phụ tùng): menu chỉ có Kho phụ tùng và Xe; chỉ người này nhập/xuất kho phụ tùng.</w:t>
+      </w:r>
+    </w:p>
+    <w:p>
+      <w:pPr>
+        <w:jc w:val="both"/>
+      </w:pPr>
+      <w:r>
+        <w:t xml:space="preserve">   *Thử sai:* </w:t>
+      </w:r>
+      <w:r>
+        <w:rPr>
+          <w:rFonts w:ascii="Consolas" w:hAnsi="Consolas"/>
+          <w:sz w:val="19"/>
+        </w:rPr>
+        <w:t>thabok</w:t>
+      </w:r>
+      <w:r>
+        <w:t xml:space="preserve"> mở Kho phụ tùng → không còn nút Thêm / Nhập kho / Xuất cho xe.</w:t>
+      </w:r>
+    </w:p>
+    <w:p>
+      <w:pPr>
+        <w:pStyle w:val="ListNumber"/>
+      </w:pPr>
+      <w:r>
+        <w:rPr>
+          <w:b/>
+        </w:rPr>
+        <w:t>Lệnh sửa chữa riêng</w:t>
+      </w:r>
+      <w:r>
+        <w:t xml:space="preserve"> (C7.3) — </w:t>
+      </w:r>
+      <w:r>
+        <w:rPr>
+          <w:rFonts w:ascii="Consolas" w:hAnsi="Consolas"/>
+          <w:sz w:val="19"/>
+        </w:rPr>
+        <w:t>totsua</w:t>
+      </w:r>
+      <w:r>
+        <w:t xml:space="preserve"> mở </w:t>
+      </w:r>
+      <w:r>
+        <w:rPr>
+          <w:b/>
+        </w:rPr>
+        <w:t>Lệnh sửa chữa</w:t>
+      </w:r>
+      <w:r>
+        <w:t xml:space="preserve"> (nhóm Kho):</w:t>
+      </w:r>
+    </w:p>
+    <w:p>
+      <w:pPr>
+        <w:jc w:val="both"/>
+      </w:pPr>
+      <w:r>
+        <w:t xml:space="preserve">   - Thấy sẵn </w:t>
+      </w:r>
+      <w:r>
+        <w:rPr>
+          <w:rFonts w:ascii="Consolas" w:hAnsi="Consolas"/>
+          <w:sz w:val="19"/>
+        </w:rPr>
+        <w:t>LSC-2609-01</w:t>
+      </w:r>
+      <w:r>
+        <w:t xml:space="preserve"> của xe 342 (bảo dưỡng 10.000 km) đang chờ kiểm.</w:t>
+      </w:r>
+    </w:p>
+    <w:p>
+      <w:pPr>
+        <w:jc w:val="both"/>
+      </w:pPr>
+      <w:r>
+        <w:t xml:space="preserve">   - Bấm </w:t>
+      </w:r>
+      <w:r>
+        <w:rPr>
+          <w:b/>
+        </w:rPr>
+        <w:t>+ Lệnh sửa chữa</w:t>
+      </w:r>
+      <w:r>
+        <w:t xml:space="preserve"> → chọn xe, loại *Bảo dưỡng định kỳ*, số km → lưu → hộp </w:t>
+      </w:r>
+      <w:r>
+        <w:rPr>
+          <w:b/>
+        </w:rPr>
+        <w:t>Thêm dòng chi</w:t>
+      </w:r>
+    </w:p>
+    <w:p>
+      <w:pPr>
+        <w:jc w:val="both"/>
+      </w:pPr>
+      <w:r>
+        <w:t xml:space="preserve">     hiện ra ngay: chọn *Lấy từ kho* hoặc *Mua ngoài*.</w:t>
+      </w:r>
+    </w:p>
+    <w:p>
+      <w:pPr>
+        <w:jc w:val="both"/>
+      </w:pPr>
+      <w:r>
+        <w:t xml:space="preserve">   - *Phải thấy:* dòng lấy kho trừ tồn ngay và có phiếu xuất kho riêng; dòng mua ngoài chờ quỹ chi.</w:t>
+      </w:r>
+    </w:p>
+    <w:p>
+      <w:pPr>
+        <w:jc w:val="both"/>
+      </w:pPr>
+      <w:r>
+        <w:t xml:space="preserve">   - </w:t>
+      </w:r>
+      <w:r>
+        <w:rPr>
+          <w:rFonts w:ascii="Consolas" w:hAnsi="Consolas"/>
+          <w:sz w:val="19"/>
+        </w:rPr>
+        <w:t>ketoancp</w:t>
+      </w:r>
+      <w:r>
+        <w:t xml:space="preserve"> bấm </w:t>
+      </w:r>
+      <w:r>
+        <w:rPr>
+          <w:b/>
+        </w:rPr>
+        <w:t>Kiểm</w:t>
+      </w:r>
+      <w:r>
+        <w:t xml:space="preserve"> rồi </w:t>
+      </w:r>
+      <w:r>
+        <w:rPr>
+          <w:b/>
+        </w:rPr>
+        <w:t>Ghi sổ</w:t>
+      </w:r>
+      <w:r>
+        <w:t xml:space="preserve">; </w:t>
+      </w:r>
+      <w:r>
+        <w:rPr>
+          <w:rFonts w:ascii="Consolas" w:hAnsi="Consolas"/>
+          <w:sz w:val="19"/>
+        </w:rPr>
+        <w:t>quytb</w:t>
+      </w:r>
+      <w:r>
+        <w:t xml:space="preserve"> bấm </w:t>
+      </w:r>
+      <w:r>
+        <w:rPr>
+          <w:b/>
+        </w:rPr>
+        <w:t>Đã chi</w:t>
+      </w:r>
+      <w:r>
+        <w:t xml:space="preserve">. *Phải thấy:* Sổ chứng từ có </w:t>
+      </w:r>
+      <w:r>
+        <w:rPr>
+          <w:b/>
+        </w:rPr>
+        <w:t>một</w:t>
+      </w:r>
+    </w:p>
+    <w:p>
+      <w:pPr>
+        <w:jc w:val="both"/>
+      </w:pPr>
+      <w:r>
+        <w:t xml:space="preserve">     tờ *Phiếu chi sửa chữa* chỉ gồm phần </w:t>
+      </w:r>
+      <w:r>
+        <w:rPr>
+          <w:b/>
+        </w:rPr>
+        <w:t>mua ngoài</w:t>
+      </w:r>
+      <w:r>
+        <w:t>, và xe quay về *Rảnh*.</w:t>
+      </w:r>
+    </w:p>
+    <w:p>
+      <w:pPr>
+        <w:pStyle w:val="ListNumber"/>
+      </w:pPr>
+      <w:r>
+        <w:t xml:space="preserve">Mở </w:t>
+      </w:r>
+      <w:r>
+        <w:rPr>
+          <w:b/>
+        </w:rPr>
+        <w:t>Xe</w:t>
+      </w:r>
+      <w:r>
+        <w:t xml:space="preserve"> → chọn xe đó → tab </w:t>
+      </w:r>
+      <w:r>
+        <w:rPr>
+          <w:b/>
+        </w:rPr>
+        <w:t>Sửa chữa</w:t>
+      </w:r>
+      <w:r>
+        <w:t>: thấy cả dòng từ phiếu lẫn dòng từ lệnh sửa chữa.</w:t>
+      </w:r>
+    </w:p>
+    <w:p>
+      <w:pPr>
+        <w:pStyle w:val="Heading2"/>
+      </w:pPr>
+      <w:r>
+        <w:t>Bước 9c ☐ Đổi xe giữa đường — `thabok`</w:t>
+      </w:r>
+    </w:p>
+    <w:p>
+      <w:pPr>
+        <w:pStyle w:val="ListNumber"/>
+      </w:pPr>
+      <w:r>
+        <w:t xml:space="preserve">Mở một phiếu </w:t>
+      </w:r>
+      <w:r>
+        <w:rPr>
+          <w:b/>
+        </w:rPr>
+        <w:t>chưa tới nơi</w:t>
+      </w:r>
+      <w:r>
+        <w:t xml:space="preserve"> → bấm </w:t>
+      </w:r>
+      <w:r>
+        <w:rPr>
+          <w:b/>
+        </w:rPr>
+        <w:t>Đổi xe</w:t>
+      </w:r>
+      <w:r>
+        <w:t>.</w:t>
+      </w:r>
+    </w:p>
+    <w:p>
+      <w:pPr>
+        <w:pStyle w:val="ListNumber"/>
+      </w:pPr>
+      <w:r>
+        <w:t xml:space="preserve">Chọn xe mới, có thể đổi luôn tài xế, </w:t>
+      </w:r>
+      <w:r>
+        <w:rPr>
+          <w:b/>
+        </w:rPr>
+        <w:t>ghi lý do</w:t>
+      </w:r>
+      <w:r>
+        <w:t xml:space="preserve"> (bắt buộc), chọn xe cũ *Vào xưởng sửa*.</w:t>
+      </w:r>
+    </w:p>
+    <w:p>
+      <w:pPr>
+        <w:jc w:val="both"/>
+      </w:pPr>
+      <w:r>
+        <w:t xml:space="preserve">   - *Phải thấy:* phiếu mang biển số xe mới; tab Diễn biến có dòng *Đổi xe 341 → 342 · lý do*;</w:t>
+      </w:r>
+    </w:p>
+    <w:p>
+      <w:pPr>
+        <w:jc w:val="both"/>
+      </w:pPr>
+      <w:r>
+        <w:t xml:space="preserve">     </w:t>
+      </w:r>
+      <w:r>
+        <w:rPr>
+          <w:b/>
+        </w:rPr>
+        <w:t>mục I quay về "đã nhập"</w:t>
+      </w:r>
+      <w:r>
+        <w:t xml:space="preserve"> để kế toán kiểm lại; danh mục Xe: xe cũ *Sửa chữa*, xe mới *Đang chạy*.</w:t>
+      </w:r>
+    </w:p>
+    <w:p>
+      <w:pPr>
+        <w:jc w:val="both"/>
+      </w:pPr>
+      <w:r>
+        <w:t xml:space="preserve">   - *Phải thấy:* các dòng chi đã khai của chuyến </w:t>
+      </w:r>
+      <w:r>
+        <w:rPr>
+          <w:b/>
+        </w:rPr>
+        <w:t>còn nguyên</w:t>
+      </w:r>
+      <w:r>
+        <w:t xml:space="preserve"> — không phải lập phiếu mới.</w:t>
+      </w:r>
+    </w:p>
+    <w:p>
+      <w:pPr>
+        <w:pStyle w:val="ListNumber"/>
+      </w:pPr>
+      <w:r>
+        <w:t xml:space="preserve">Thử sai: bấm </w:t>
+      </w:r>
+      <w:r>
+        <w:rPr>
+          <w:b/>
+        </w:rPr>
+        <w:t>Đổi xe</w:t>
+      </w:r>
+      <w:r>
+        <w:t xml:space="preserve"> trên phiếu đã tới nơi → không có nút; gọi thẳng API thì bị từ chối.</w:t>
       </w:r>
     </w:p>
     <w:p>

--- a/DOCS/word/HUONG_DAN_THU_TUNG_VAI.docx
+++ b/DOCS/word/HUONG_DAN_THU_TUNG_VAI.docx
@@ -2589,6 +2589,471 @@
       </w:r>
       <w:r>
         <w:t xml:space="preserve"> trên phiếu đã tới nơi → không có nút; gọi thẳng API thì bị từ chối.</w:t>
+      </w:r>
+    </w:p>
+    <w:p>
+      <w:pPr>
+        <w:pStyle w:val="Heading2"/>
+      </w:pPr>
+      <w:r>
+        <w:t>Bước 9d ☐ Thẻ cao tốc — `ketoan`, `quytb`, `thabok`</w:t>
+      </w:r>
+    </w:p>
+    <w:p>
+      <w:pPr>
+        <w:pStyle w:val="ListNumber"/>
+      </w:pPr>
+      <w:r>
+        <w:rPr>
+          <w:rFonts w:ascii="Consolas" w:hAnsi="Consolas"/>
+          <w:sz w:val="19"/>
+        </w:rPr>
+        <w:t>ketoan</w:t>
+      </w:r>
+      <w:r>
+        <w:t xml:space="preserve"> mở </w:t>
+      </w:r>
+      <w:r>
+        <w:rPr>
+          <w:b/>
+        </w:rPr>
+        <w:t>Thẻ cao tốc</w:t>
+      </w:r>
+      <w:r>
+        <w:t xml:space="preserve"> (nhóm Danh mục): thấy sẵn hai thẻ — </w:t>
+      </w:r>
+      <w:r>
+        <w:rPr>
+          <w:rFonts w:ascii="Consolas" w:hAnsi="Consolas"/>
+          <w:sz w:val="19"/>
+        </w:rPr>
+        <w:t>ETC-8801</w:t>
+      </w:r>
+      <w:r>
+        <w:t xml:space="preserve"> của khách ຄຳຕຸ້ຍ (khách</w:t>
+      </w:r>
+    </w:p>
+    <w:p>
+      <w:pPr>
+        <w:jc w:val="both"/>
+      </w:pPr>
+      <w:r>
+        <w:t xml:space="preserve">   cấp thẻ) và </w:t>
+      </w:r>
+      <w:r>
+        <w:rPr>
+          <w:rFonts w:ascii="Consolas" w:hAnsi="Consolas"/>
+          <w:sz w:val="19"/>
+        </w:rPr>
+        <w:t>ETC-9902</w:t>
+      </w:r>
+      <w:r>
+        <w:t xml:space="preserve"> của EPL gắn xe 342, mỗi thẻ đã nạp sẵn tiền.</w:t>
+      </w:r>
+    </w:p>
+    <w:p>
+      <w:pPr>
+        <w:pStyle w:val="ListNumber"/>
+      </w:pPr>
+      <w:r>
+        <w:rPr>
+          <w:rFonts w:ascii="Consolas" w:hAnsi="Consolas"/>
+          <w:sz w:val="19"/>
+        </w:rPr>
+        <w:t>quytb</w:t>
+      </w:r>
+      <w:r>
+        <w:t xml:space="preserve"> bấm </w:t>
+      </w:r>
+      <w:r>
+        <w:rPr>
+          <w:b/>
+        </w:rPr>
+        <w:t>Xem</w:t>
+      </w:r>
+      <w:r>
+        <w:t xml:space="preserve"> một thẻ → </w:t>
+      </w:r>
+      <w:r>
+        <w:rPr>
+          <w:b/>
+        </w:rPr>
+        <w:t>Nạp tiền</w:t>
+      </w:r>
+      <w:r>
+        <w:t>: ghi ngày, số tiền, số biên lai. *Phải thấy:* số dư tăng</w:t>
+      </w:r>
+    </w:p>
+    <w:p>
+      <w:pPr>
+        <w:jc w:val="both"/>
+      </w:pPr>
+      <w:r>
+        <w:t xml:space="preserve">   và có một dòng *Nạp tiền* kèm </w:t>
+      </w:r>
+      <w:r>
+        <w:rPr>
+          <w:b/>
+        </w:rPr>
+        <w:t>số dư sau</w:t>
+      </w:r>
+      <w:r>
+        <w:t>.</w:t>
+      </w:r>
+    </w:p>
+    <w:p>
+      <w:pPr>
+        <w:pStyle w:val="ListNumber"/>
+      </w:pPr>
+      <w:r>
+        <w:rPr>
+          <w:rFonts w:ascii="Consolas" w:hAnsi="Consolas"/>
+          <w:sz w:val="19"/>
+        </w:rPr>
+        <w:t>thabok</w:t>
+      </w:r>
+      <w:r>
+        <w:t xml:space="preserve"> mở một phiếu chưa kiểm → mục </w:t>
+      </w:r>
+      <w:r>
+        <w:rPr>
+          <w:b/>
+        </w:rPr>
+        <w:t>IV</w:t>
+      </w:r>
+      <w:r>
+        <w:t>: dòng *Phí cầu đường* (hoặc *Phí cầu*) có thêm ô chọn</w:t>
+      </w:r>
+    </w:p>
+    <w:p>
+      <w:pPr>
+        <w:jc w:val="both"/>
+      </w:pPr>
+      <w:r>
+        <w:t xml:space="preserve">   </w:t>
+      </w:r>
+      <w:r>
+        <w:rPr>
+          <w:b/>
+        </w:rPr>
+        <w:t>thẻ</w:t>
+      </w:r>
+      <w:r>
+        <w:t xml:space="preserve"> ngay dưới tên khoản; chọn thẻ rồi lưu.</w:t>
+      </w:r>
+    </w:p>
+    <w:p>
+      <w:pPr>
+        <w:jc w:val="both"/>
+      </w:pPr>
+      <w:r>
+        <w:t xml:space="preserve">   - *Phải thấy:* số dư thẻ </w:t>
+      </w:r>
+      <w:r>
+        <w:rPr>
+          <w:b/>
+        </w:rPr>
+        <w:t>chưa đổi</w:t>
+      </w:r>
+      <w:r>
+        <w:t xml:space="preserve"> — thẻ chỉ bị trừ khi kế toán ghi sổ.</w:t>
+      </w:r>
+    </w:p>
+    <w:p>
+      <w:pPr>
+        <w:pStyle w:val="ListNumber"/>
+      </w:pPr>
+      <w:r>
+        <w:rPr>
+          <w:rFonts w:ascii="Consolas" w:hAnsi="Consolas"/>
+          <w:sz w:val="19"/>
+        </w:rPr>
+        <w:t>ketoancp</w:t>
+      </w:r>
+      <w:r>
+        <w:t xml:space="preserve"> kiểm rồi </w:t>
+      </w:r>
+      <w:r>
+        <w:rPr>
+          <w:b/>
+        </w:rPr>
+        <w:t>Ghi sổ</w:t>
+      </w:r>
+      <w:r>
+        <w:t xml:space="preserve"> mục IV. *Phải thấy:* số dư thẻ giảm đúng số tiền dòng đó, và trong sổ</w:t>
+      </w:r>
+    </w:p>
+    <w:p>
+      <w:pPr>
+        <w:jc w:val="both"/>
+      </w:pPr>
+      <w:r>
+        <w:t xml:space="preserve">   thẻ có dòng *Qua trạm* nhắc đúng số phiếu. Ghi sổ mục khác không trừ thêm lần nữa.</w:t>
+      </w:r>
+    </w:p>
+    <w:p>
+      <w:pPr>
+        <w:pStyle w:val="ListNumber"/>
+      </w:pPr>
+      <w:r>
+        <w:t xml:space="preserve">Thử sai: </w:t>
+      </w:r>
+      <w:r>
+        <w:rPr>
+          <w:rFonts w:ascii="Consolas" w:hAnsi="Consolas"/>
+          <w:sz w:val="19"/>
+        </w:rPr>
+        <w:t>ketoan</w:t>
+      </w:r>
+      <w:r>
+        <w:t xml:space="preserve"> bấm </w:t>
+      </w:r>
+      <w:r>
+        <w:rPr>
+          <w:b/>
+        </w:rPr>
+        <w:t>Điều chỉnh số dư</w:t>
+      </w:r>
+      <w:r>
+        <w:t xml:space="preserve"> mà bỏ trống lý do → bị từ chối.</w:t>
+      </w:r>
+    </w:p>
+    <w:p>
+      <w:pPr>
+        <w:pStyle w:val="ListNumber"/>
+      </w:pPr>
+      <w:r>
+        <w:rPr>
+          <w:rFonts w:ascii="Consolas" w:hAnsi="Consolas"/>
+          <w:sz w:val="19"/>
+        </w:rPr>
+        <w:t>ketoan</w:t>
+      </w:r>
+      <w:r>
+        <w:t xml:space="preserve"> xem bảng </w:t>
+      </w:r>
+      <w:r>
+        <w:rPr>
+          <w:b/>
+        </w:rPr>
+        <w:t>Cấn trừ cuối tháng</w:t>
+      </w:r>
+      <w:r>
+        <w:t xml:space="preserve"> ở cuối màn: khách cấp thẻ hiện số đã tiêu trong tháng —</w:t>
+      </w:r>
+    </w:p>
+    <w:p>
+      <w:pPr>
+        <w:jc w:val="both"/>
+      </w:pPr>
+      <w:r>
+        <w:t xml:space="preserve">   đó là số trừ vào cước của khách.</w:t>
+      </w:r>
+    </w:p>
+    <w:p>
+      <w:pPr>
+        <w:pStyle w:val="Heading2"/>
+      </w:pPr>
+      <w:r>
+        <w:t>Bước 9e ☐ Nợ trạm dầu Việt Nam — `thabok`, `ketoancp`</w:t>
+      </w:r>
+    </w:p>
+    <w:p>
+      <w:pPr>
+        <w:pStyle w:val="ListNumber"/>
+      </w:pPr>
+      <w:r>
+        <w:rPr>
+          <w:rFonts w:ascii="Consolas" w:hAnsi="Consolas"/>
+          <w:sz w:val="19"/>
+        </w:rPr>
+        <w:t>thabok</w:t>
+      </w:r>
+      <w:r>
+        <w:t xml:space="preserve"> mở phiếu → mục </w:t>
+      </w:r>
+      <w:r>
+        <w:rPr>
+          <w:b/>
+        </w:rPr>
+        <w:t>III</w:t>
+      </w:r>
+      <w:r>
+        <w:t xml:space="preserve">, thêm một dòng dầu, chọn </w:t>
+      </w:r>
+      <w:r>
+        <w:rPr>
+          <w:b/>
+        </w:rPr>
+        <w:t>Nơi đổ</w:t>
+      </w:r>
+      <w:r>
+        <w:t xml:space="preserve"> là trạm bên Việt Nam.</w:t>
+      </w:r>
+    </w:p>
+    <w:p>
+      <w:pPr>
+        <w:jc w:val="both"/>
+      </w:pPr>
+      <w:r>
+        <w:t xml:space="preserve">   - *Phải thấy:* dưới ô Nơi đổ hiện ô tích </w:t>
+      </w:r>
+      <w:r>
+        <w:rPr>
+          <w:b/>
+        </w:rPr>
+        <w:t>Ghi nợ tại trạm</w:t>
+      </w:r>
+      <w:r>
+        <w:t xml:space="preserve"> (chỉ hiện với trạm ngoài, không hiện</w:t>
+      </w:r>
+    </w:p>
+    <w:p>
+      <w:pPr>
+        <w:jc w:val="both"/>
+      </w:pPr>
+      <w:r>
+        <w:t xml:space="preserve">     với kho của mình).</w:t>
+      </w:r>
+    </w:p>
+    <w:p>
+      <w:pPr>
+        <w:jc w:val="both"/>
+      </w:pPr>
+      <w:r>
+        <w:t xml:space="preserve">   - Tích ô đó = trạm ghi sổ, EPL trả sau. Không tích = tài xế trả tiền mặt ngay tại trạm.</w:t>
+      </w:r>
+    </w:p>
+    <w:p>
+      <w:pPr>
+        <w:pStyle w:val="ListNumber"/>
+      </w:pPr>
+      <w:r>
+        <w:rPr>
+          <w:rFonts w:ascii="Consolas" w:hAnsi="Consolas"/>
+          <w:sz w:val="19"/>
+        </w:rPr>
+        <w:t>ketoancp</w:t>
+      </w:r>
+      <w:r>
+        <w:t xml:space="preserve"> mở </w:t>
+      </w:r>
+      <w:r>
+        <w:rPr>
+          <w:b/>
+        </w:rPr>
+        <w:t>Theo dõi nhà cung cấp</w:t>
+      </w:r>
+      <w:r>
+        <w:t xml:space="preserve">: trạm dầu Việt Nam có cột </w:t>
+      </w:r>
+      <w:r>
+        <w:rPr>
+          <w:b/>
+        </w:rPr>
+        <w:t>Ghi nợ tại trạm</w:t>
+      </w:r>
+      <w:r>
+        <w:t xml:space="preserve"> — chỉ cộng</w:t>
+      </w:r>
+    </w:p>
+    <w:p>
+      <w:pPr>
+        <w:jc w:val="both"/>
+      </w:pPr>
+      <w:r>
+        <w:t xml:space="preserve">   những dòng đã tích, không cộng dòng tài xế trả tiền mặt.</w:t>
+      </w:r>
+    </w:p>
+    <w:p>
+      <w:pPr>
+        <w:pStyle w:val="ListNumber"/>
+      </w:pPr>
+      <w:r>
+        <w:rPr>
+          <w:rFonts w:ascii="Consolas" w:hAnsi="Consolas"/>
+          <w:sz w:val="19"/>
+        </w:rPr>
+        <w:t>ketoancp</w:t>
+      </w:r>
+      <w:r>
+        <w:t xml:space="preserve"> bấm </w:t>
+      </w:r>
+      <w:r>
+        <w:rPr>
+          <w:b/>
+        </w:rPr>
+        <w:t>Sửa</w:t>
+      </w:r>
+      <w:r>
+        <w:t xml:space="preserve"> trạm dầu → ô </w:t>
+      </w:r>
+      <w:r>
+        <w:rPr>
+          <w:b/>
+        </w:rPr>
+        <w:t>Cấn trừ vào cước khách</w:t>
+      </w:r>
+      <w:r>
+        <w:t>: chọn khách đứng ra với trạm.</w:t>
+      </w:r>
+    </w:p>
+    <w:p>
+      <w:pPr>
+        <w:pStyle w:val="ListNumber"/>
+      </w:pPr>
+      <w:r>
+        <w:t xml:space="preserve">Xem bảng </w:t>
+      </w:r>
+      <w:r>
+        <w:rPr>
+          <w:b/>
+        </w:rPr>
+        <w:t>Cấn trừ cuối tháng</w:t>
+      </w:r>
+      <w:r>
+        <w:t xml:space="preserve"> ở màn đó: từng khách có *Cước phải thu* · *Khách trả hộ qua thẻ* ·</w:t>
+      </w:r>
+    </w:p>
+    <w:p>
+      <w:pPr>
+        <w:jc w:val="both"/>
+      </w:pPr>
+      <w:r>
+        <w:t xml:space="preserve">   *Nợ trạm dầu Việt Nam* · </w:t>
+      </w:r>
+      <w:r>
+        <w:rPr>
+          <w:b/>
+        </w:rPr>
+        <w:t>Còn phải thu</w:t>
+      </w:r>
+      <w:r>
+        <w:t>.</w:t>
+      </w:r>
+    </w:p>
+    <w:p>
+      <w:pPr>
+        <w:pStyle w:val="ListNumber"/>
+      </w:pPr>
+      <w:r>
+        <w:rPr>
+          <w:rFonts w:ascii="Consolas" w:hAnsi="Consolas"/>
+          <w:sz w:val="19"/>
+        </w:rPr>
+        <w:t>thabok</w:t>
+      </w:r>
+      <w:r>
+        <w:t xml:space="preserve"> mở cùng màn: </w:t>
+      </w:r>
+      <w:r>
+        <w:rPr>
+          <w:b/>
+        </w:rPr>
+        <w:t>không thấy</w:t>
+      </w:r>
+      <w:r>
+        <w:t xml:space="preserve"> cột cấn trừ và không thấy bảng cấn trừ (đó là tiền bán).</w:t>
       </w:r>
     </w:p>
     <w:p>

--- a/DOCS/word/HUONG_DAN_THU_TUNG_VAI.docx
+++ b/DOCS/word/HUONG_DAN_THU_TUNG_VAI.docx
@@ -3054,6 +3054,174 @@
       </w:r>
       <w:r>
         <w:t xml:space="preserve"> cột cấn trừ và không thấy bảng cấn trừ (đó là tiền bán).</w:t>
+      </w:r>
+    </w:p>
+    <w:p>
+      <w:pPr>
+        <w:pStyle w:val="Heading2"/>
+      </w:pPr>
+      <w:r>
+        <w:t>Bước 9f ☐ Ảnh xe và hai chỗ đã dọn — `thabok`, `doanhthu`</w:t>
+      </w:r>
+    </w:p>
+    <w:p>
+      <w:pPr>
+        <w:pStyle w:val="ListNumber"/>
+      </w:pPr>
+      <w:r>
+        <w:rPr>
+          <w:rFonts w:ascii="Consolas" w:hAnsi="Consolas"/>
+          <w:sz w:val="19"/>
+        </w:rPr>
+        <w:t>thabok</w:t>
+      </w:r>
+      <w:r>
+        <w:t xml:space="preserve"> mở </w:t>
+      </w:r>
+      <w:r>
+        <w:rPr>
+          <w:b/>
+        </w:rPr>
+        <w:t>Xe</w:t>
+      </w:r>
+      <w:r>
+        <w:t xml:space="preserve"> → bấm đúp một xe để mở hộp hồ sơ → góc trên trái có khung ảnh và nút </w:t>
+      </w:r>
+      <w:r>
+        <w:rPr>
+          <w:b/>
+        </w:rPr>
+        <w:t>+ Thêm ảnh</w:t>
+      </w:r>
+      <w:r>
+        <w:t>.</w:t>
+      </w:r>
+    </w:p>
+    <w:p>
+      <w:pPr>
+        <w:jc w:val="both"/>
+      </w:pPr>
+      <w:r>
+        <w:t xml:space="preserve">   - Chọn một ảnh từ máy. *Phải thấy:* khung ảnh hiện ngay ảnh vừa chọn, dòng dưới đổi thành *1 ảnh đã lưu*,</w:t>
+      </w:r>
+    </w:p>
+    <w:p>
+      <w:pPr>
+        <w:jc w:val="both"/>
+      </w:pPr>
+      <w:r>
+        <w:t xml:space="preserve">     và khi đóng hộp thì danh sách xe cũng hiện ảnh đó ở thẻ hồ sơ bên phải.</w:t>
+      </w:r>
+    </w:p>
+    <w:p>
+      <w:pPr>
+        <w:jc w:val="both"/>
+      </w:pPr>
+      <w:r>
+        <w:t xml:space="preserve">   - Ảnh đầu tiên tự thành </w:t>
+      </w:r>
+      <w:r>
+        <w:rPr>
+          <w:b/>
+        </w:rPr>
+        <w:t>ảnh đại diện</w:t>
+      </w:r>
+      <w:r>
+        <w:t>, không phải bấm thêm nút nào.</w:t>
+      </w:r>
+    </w:p>
+    <w:p>
+      <w:pPr>
+        <w:pStyle w:val="ListNumber"/>
+      </w:pPr>
+      <w:r>
+        <w:rPr>
+          <w:rFonts w:ascii="Consolas" w:hAnsi="Consolas"/>
+          <w:sz w:val="19"/>
+        </w:rPr>
+        <w:t>doanhthu</w:t>
+      </w:r>
+      <w:r>
+        <w:t xml:space="preserve"> mở </w:t>
+      </w:r>
+      <w:r>
+        <w:rPr>
+          <w:b/>
+        </w:rPr>
+        <w:t>Tổng quan</w:t>
+      </w:r>
+      <w:r>
+        <w:t xml:space="preserve">: ô </w:t>
+      </w:r>
+      <w:r>
+        <w:rPr>
+          <w:b/>
+        </w:rPr>
+        <w:t>Việc của tôi</w:t>
+      </w:r>
+      <w:r>
+        <w:t xml:space="preserve"> không còn là 0 — nó đếm *phiếu đã khoá chưa xuất hoá</w:t>
+      </w:r>
+    </w:p>
+    <w:p>
+      <w:pPr>
+        <w:jc w:val="both"/>
+      </w:pPr>
+      <w:r>
+        <w:t xml:space="preserve">   đơn* cộng *hoá đơn chưa thu đủ*; bấm vào mở thẳng phiếu đầu tiên đang chờ.</w:t>
+      </w:r>
+    </w:p>
+    <w:p>
+      <w:pPr>
+        <w:pStyle w:val="ListNumber"/>
+      </w:pPr>
+      <w:r>
+        <w:t xml:space="preserve">Thử chỗ đã dọn về tiền bán (không cần công cụ nào, chỉ cần nhìn): </w:t>
+      </w:r>
+      <w:r>
+        <w:rPr>
+          <w:rFonts w:ascii="Consolas" w:hAnsi="Consolas"/>
+          <w:sz w:val="19"/>
+        </w:rPr>
+        <w:t>thabok</w:t>
+      </w:r>
+      <w:r>
+        <w:t xml:space="preserve"> mở **Theo dõi phiếu vận</w:t>
+      </w:r>
+    </w:p>
+    <w:p>
+      <w:pPr>
+        <w:jc w:val="both"/>
+      </w:pPr>
+      <w:r>
+        <w:t xml:space="preserve">   chuyển</w:t>
+      </w:r>
+      <w:r>
+        <w:rPr>
+          <w:b/>
+        </w:rPr>
+        <w:t xml:space="preserve"> — các cột cước, thành tiền, lãi không có; nay </w:t>
+      </w:r>
+      <w:r>
+        <w:t>máy chủ cũng không gửi** những con số đó nữa,</w:t>
+      </w:r>
+    </w:p>
+    <w:p>
+      <w:pPr>
+        <w:jc w:val="both"/>
+      </w:pPr>
+      <w:r>
+        <w:t xml:space="preserve">   nên mở công cụ trình duyệt cũng không đọc được. </w:t>
+      </w:r>
+      <w:r>
+        <w:rPr>
+          <w:rFonts w:ascii="Consolas" w:hAnsi="Consolas"/>
+          <w:sz w:val="19"/>
+        </w:rPr>
+        <w:t>ketoan</w:t>
+      </w:r>
+      <w:r>
+        <w:t xml:space="preserve"> mở cùng màn thì vẫn thấy đủ.</w:t>
       </w:r>
     </w:p>
     <w:p>

--- a/DOCS/word/HUONG_DAN_THU_TUNG_VAI.docx
+++ b/DOCS/word/HUONG_DAN_THU_TUNG_VAI.docx
@@ -18,7 +18,7 @@
         <w:jc w:val="both"/>
       </w:pPr>
       <w:r>
-        <w:t>Viết cho người thử phần mềm (anh chủ dự án, hoặc người demo cho khách). Cập nhật 21/09/2026.</w:t>
+        <w:t>Viết cho người thử phần mềm (anh chủ dự án, hoặc người demo cho khách). Cập nhật 22/09/2026 — sau ba đợt sửa theo trả lời của anh Khampla và đợt dọn nợ kỹ thuật.</w:t>
       </w:r>
     </w:p>
     <w:p>
@@ -168,7 +168,7 @@
         <w:t>Đổi vai nhanh:</w:t>
       </w:r>
       <w:r>
-        <w:t xml:space="preserve"> bấm tên người dùng ở góc trên phải → *Đăng xuất* → màn đăng nhập hiện sẵn 13 thẻ tài</w:t>
+        <w:t xml:space="preserve"> bấm tên người dùng ở góc trên phải → *Đăng xuất* → màn đăng nhập hiện sẵn **15 thẻ tài</w:t>
       </w:r>
     </w:p>
     <w:p>
@@ -176,16 +176,24 @@
         <w:jc w:val="both"/>
       </w:pPr>
       <w:r>
-        <w:t xml:space="preserve">khoản, </w:t>
+        <w:t>khoản</w:t>
       </w:r>
       <w:r>
         <w:rPr>
           <w:b/>
         </w:rPr>
-        <w:t>bấm một thẻ là vào thẳng</w:t>
-      </w:r>
-      <w:r>
-        <w:t>, khỏi gõ. Cả ngày thử chỉ làm động tác này.</w:t>
+        <w:t xml:space="preserve"> (có thêm `khopt` thủ kho phụ tùng và `totsua` tổ sửa chữa), </w:t>
+      </w:r>
+      <w:r>
+        <w:t>bấm một thẻ là vào thẳng**, khỏi gõ.</w:t>
+      </w:r>
+    </w:p>
+    <w:p>
+      <w:pPr>
+        <w:jc w:val="both"/>
+      </w:pPr>
+      <w:r>
+        <w:t>Cả ngày thử chỉ làm động tác này.</w:t>
       </w:r>
     </w:p>
     <w:p>
@@ -243,6 +251,145 @@
         <w:jc w:val="both"/>
       </w:pPr>
       <w:r>
+        <w:t xml:space="preserve">Gieo sẵn thêm cho các phần mới (22/09): khách hợp đồng </w:t>
+      </w:r>
+      <w:r>
+        <w:rPr>
+          <w:rFonts w:ascii="Consolas" w:hAnsi="Consolas"/>
+          <w:sz w:val="19"/>
+        </w:rPr>
+        <w:t>ບໍລິສັດ ລາວ-ຈີນ ມີເນີໂຣ</w:t>
+      </w:r>
+      <w:r>
+        <w:t xml:space="preserve"> với hai phiếu tháng 9</w:t>
+      </w:r>
+    </w:p>
+    <w:p>
+      <w:pPr>
+        <w:jc w:val="both"/>
+      </w:pPr>
+      <w:r>
+        <w:t xml:space="preserve">đã gộp vào </w:t>
+      </w:r>
+      <w:r>
+        <w:rPr>
+          <w:b/>
+        </w:rPr>
+        <w:t>hoá đơn `HDT-202609-01`</w:t>
+      </w:r>
+      <w:r>
+        <w:t xml:space="preserve"> (đã thu 60 %) · chủ xe liên kết </w:t>
+      </w:r>
+      <w:r>
+        <w:rPr>
+          <w:rFonts w:ascii="Consolas" w:hAnsi="Consolas"/>
+          <w:sz w:val="19"/>
+        </w:rPr>
+        <w:t>ທ້າວ ຄຳຫລ້າ</w:t>
+      </w:r>
+      <w:r>
+        <w:t xml:space="preserve"> trả gộp tháng · lệnh</w:t>
+      </w:r>
+    </w:p>
+    <w:p>
+      <w:pPr>
+        <w:jc w:val="both"/>
+      </w:pPr>
+      <w:r>
+        <w:t xml:space="preserve">sửa chữa </w:t>
+      </w:r>
+      <w:r>
+        <w:rPr>
+          <w:rFonts w:ascii="Consolas" w:hAnsi="Consolas"/>
+          <w:sz w:val="19"/>
+        </w:rPr>
+        <w:t>LSC-2609-01</w:t>
+      </w:r>
+      <w:r>
+        <w:t xml:space="preserve"> của xe 342 đang chờ kiểm · hai </w:t>
+      </w:r>
+      <w:r>
+        <w:rPr>
+          <w:b/>
+        </w:rPr>
+        <w:t>thẻ cao tốc</w:t>
+      </w:r>
+      <w:r>
+        <w:t xml:space="preserve"> </w:t>
+      </w:r>
+      <w:r>
+        <w:rPr>
+          <w:rFonts w:ascii="Consolas" w:hAnsi="Consolas"/>
+          <w:sz w:val="19"/>
+        </w:rPr>
+        <w:t>ETC-8801</w:t>
+      </w:r>
+      <w:r>
+        <w:t xml:space="preserve"> (khách cấp) và </w:t>
+      </w:r>
+      <w:r>
+        <w:rPr>
+          <w:rFonts w:ascii="Consolas" w:hAnsi="Consolas"/>
+          <w:sz w:val="19"/>
+        </w:rPr>
+        <w:t>ETC-9902</w:t>
+      </w:r>
+    </w:p>
+    <w:p>
+      <w:pPr>
+        <w:jc w:val="both"/>
+      </w:pPr>
+      <w:r>
+        <w:t xml:space="preserve">(EPL) đã nạp tiền · trạm dầu Việt Nam có dòng </w:t>
+      </w:r>
+      <w:r>
+        <w:rPr>
+          <w:b/>
+        </w:rPr>
+        <w:t>ghi nợ</w:t>
+      </w:r>
+      <w:r>
+        <w:t xml:space="preserve"> trên phiếu </w:t>
+      </w:r>
+      <w:r>
+        <w:rPr>
+          <w:rFonts w:ascii="Consolas" w:hAnsi="Consolas"/>
+          <w:sz w:val="19"/>
+        </w:rPr>
+        <w:t>T4-0428</w:t>
+      </w:r>
+      <w:r>
+        <w:t>.</w:t>
+      </w:r>
+    </w:p>
+    <w:p>
+      <w:pPr>
+        <w:jc w:val="both"/>
+      </w:pPr>
+      <w:r>
+        <w:rPr>
+          <w:b/>
+        </w:rPr>
+        <w:t>Thứ tự thử gọn nhất:</w:t>
+      </w:r>
+      <w:r>
+        <w:t xml:space="preserve"> bước 1 → 9 (luồng cũ, đã có 8b) rồi </w:t>
+      </w:r>
+      <w:r>
+        <w:rPr>
+          <w:b/>
+        </w:rPr>
+        <w:t>9b → 9f</w:t>
+      </w:r>
+      <w:r>
+        <w:t xml:space="preserve"> là toàn bộ phần mới.</w:t>
+      </w:r>
+    </w:p>
+    <w:p>
+      <w:pPr>
+        <w:jc w:val="both"/>
+      </w:pPr>
+      <w:r>
         <w:t>---</w:t>
       </w:r>
     </w:p>
@@ -3485,7 +3632,7 @@
         <w:rPr>
           <w:color w:val="145C4A"/>
         </w:rPr>
-        <w:t>3. Thử phân quyền — 8 chỗ phải bị chặn</w:t>
+        <w:t>3. Thử phân quyền — 16 chỗ phải bị chặn</w:t>
       </w:r>
     </w:p>
     <w:p>
@@ -4265,6 +4412,466 @@
             <w:r/>
             <w:r>
               <w:t>Tự chuyển về màn của tài xế, không vào được</w:t>
+            </w:r>
+          </w:p>
+        </w:tc>
+      </w:tr>
+      <w:tr>
+        <w:tc>
+          <w:tcPr>
+            <w:tcW w:type="dxa" w:w="2160"/>
+          </w:tcPr>
+          <w:p>
+            <w:r/>
+            <w:r>
+              <w:t>☐</w:t>
+            </w:r>
+          </w:p>
+        </w:tc>
+        <w:tc>
+          <w:tcPr>
+            <w:tcW w:type="dxa" w:w="2160"/>
+          </w:tcPr>
+          <w:p>
+            <w:r/>
+            <w:r>
+              <w:rPr>
+                <w:rFonts w:ascii="Consolas" w:hAnsi="Consolas"/>
+                <w:sz w:val="19"/>
+              </w:rPr>
+              <w:t>thabok</w:t>
+            </w:r>
+          </w:p>
+        </w:tc>
+        <w:tc>
+          <w:tcPr>
+            <w:tcW w:type="dxa" w:w="2160"/>
+          </w:tcPr>
+          <w:p>
+            <w:r/>
+            <w:r>
+              <w:t xml:space="preserve">Mở phiếu → mục </w:t>
+            </w:r>
+            <w:r>
+              <w:rPr>
+                <w:b/>
+              </w:rPr>
+              <w:t>V. Sửa chữa</w:t>
+            </w:r>
+          </w:p>
+        </w:tc>
+        <w:tc>
+          <w:tcPr>
+            <w:tcW w:type="dxa" w:w="2160"/>
+          </w:tcPr>
+          <w:p>
+            <w:r/>
+            <w:r>
+              <w:t>Không có nút nhập hay gửi kiểm — mục V là của tổ sửa chữa (C1.2)</w:t>
+            </w:r>
+          </w:p>
+        </w:tc>
+      </w:tr>
+      <w:tr>
+        <w:tc>
+          <w:tcPr>
+            <w:tcW w:type="dxa" w:w="2160"/>
+          </w:tcPr>
+          <w:p>
+            <w:r/>
+            <w:r>
+              <w:t>☐</w:t>
+            </w:r>
+          </w:p>
+        </w:tc>
+        <w:tc>
+          <w:tcPr>
+            <w:tcW w:type="dxa" w:w="2160"/>
+          </w:tcPr>
+          <w:p>
+            <w:r/>
+            <w:r>
+              <w:rPr>
+                <w:rFonts w:ascii="Consolas" w:hAnsi="Consolas"/>
+                <w:sz w:val="19"/>
+              </w:rPr>
+              <w:t>thabok</w:t>
+            </w:r>
+          </w:p>
+        </w:tc>
+        <w:tc>
+          <w:tcPr>
+            <w:tcW w:type="dxa" w:w="2160"/>
+          </w:tcPr>
+          <w:p>
+            <w:r/>
+            <w:r>
+              <w:t xml:space="preserve">Mở </w:t>
+            </w:r>
+            <w:r>
+              <w:rPr>
+                <w:b/>
+              </w:rPr>
+              <w:t>Kho phụ tùng</w:t>
+            </w:r>
+          </w:p>
+        </w:tc>
+        <w:tc>
+          <w:tcPr>
+            <w:tcW w:type="dxa" w:w="2160"/>
+          </w:tcPr>
+          <w:p>
+            <w:r/>
+            <w:r>
+              <w:t>Không có nút Thêm / Nhập kho / Xuất cho xe</w:t>
+            </w:r>
+          </w:p>
+        </w:tc>
+      </w:tr>
+      <w:tr>
+        <w:tc>
+          <w:tcPr>
+            <w:tcW w:type="dxa" w:w="2160"/>
+          </w:tcPr>
+          <w:p>
+            <w:r/>
+            <w:r>
+              <w:t>☐</w:t>
+            </w:r>
+          </w:p>
+        </w:tc>
+        <w:tc>
+          <w:tcPr>
+            <w:tcW w:type="dxa" w:w="2160"/>
+          </w:tcPr>
+          <w:p>
+            <w:r/>
+            <w:r>
+              <w:rPr>
+                <w:rFonts w:ascii="Consolas" w:hAnsi="Consolas"/>
+                <w:sz w:val="19"/>
+              </w:rPr>
+              <w:t>thabok</w:t>
+            </w:r>
+          </w:p>
+        </w:tc>
+        <w:tc>
+          <w:tcPr>
+            <w:tcW w:type="dxa" w:w="2160"/>
+          </w:tcPr>
+          <w:p>
+            <w:r/>
+            <w:r>
+              <w:t xml:space="preserve">Mở </w:t>
+            </w:r>
+            <w:r>
+              <w:rPr>
+                <w:b/>
+              </w:rPr>
+              <w:t>Theo dõi tuyến</w:t>
+            </w:r>
+            <w:r>
+              <w:t xml:space="preserve"> → chọn chuyến → tab Chi phí</w:t>
+            </w:r>
+          </w:p>
+        </w:tc>
+        <w:tc>
+          <w:tcPr>
+            <w:tcW w:type="dxa" w:w="2160"/>
+          </w:tcPr>
+          <w:p>
+            <w:r/>
+            <w:r>
+              <w:t>Không có nút *Báo sự cố / sửa xe*; ở hộp báo sự cố không có ô *có khoản sửa chữa*</w:t>
+            </w:r>
+          </w:p>
+        </w:tc>
+      </w:tr>
+      <w:tr>
+        <w:tc>
+          <w:tcPr>
+            <w:tcW w:type="dxa" w:w="2160"/>
+          </w:tcPr>
+          <w:p>
+            <w:r/>
+            <w:r>
+              <w:t>☐</w:t>
+            </w:r>
+          </w:p>
+        </w:tc>
+        <w:tc>
+          <w:tcPr>
+            <w:tcW w:type="dxa" w:w="2160"/>
+          </w:tcPr>
+          <w:p>
+            <w:r/>
+            <w:r>
+              <w:rPr>
+                <w:rFonts w:ascii="Consolas" w:hAnsi="Consolas"/>
+                <w:sz w:val="19"/>
+              </w:rPr>
+              <w:t>totsua</w:t>
+            </w:r>
+          </w:p>
+        </w:tc>
+        <w:tc>
+          <w:tcPr>
+            <w:tcW w:type="dxa" w:w="2160"/>
+          </w:tcPr>
+          <w:p>
+            <w:r/>
+            <w:r>
+              <w:t>Nhìn thanh điều hướng</w:t>
+            </w:r>
+          </w:p>
+        </w:tc>
+        <w:tc>
+          <w:tcPr>
+            <w:tcW w:type="dxa" w:w="2160"/>
+          </w:tcPr>
+          <w:p>
+            <w:r/>
+            <w:r>
+              <w:t>Chỉ có Theo dõi tuyến · Phiếu xuất xe · Lệnh sửa chữa · Kho phụ tùng · Xe</w:t>
+            </w:r>
+          </w:p>
+        </w:tc>
+      </w:tr>
+      <w:tr>
+        <w:tc>
+          <w:tcPr>
+            <w:tcW w:type="dxa" w:w="2160"/>
+          </w:tcPr>
+          <w:p>
+            <w:r/>
+            <w:r>
+              <w:t>☐</w:t>
+            </w:r>
+          </w:p>
+        </w:tc>
+        <w:tc>
+          <w:tcPr>
+            <w:tcW w:type="dxa" w:w="2160"/>
+          </w:tcPr>
+          <w:p>
+            <w:r/>
+            <w:r>
+              <w:rPr>
+                <w:rFonts w:ascii="Consolas" w:hAnsi="Consolas"/>
+                <w:sz w:val="19"/>
+              </w:rPr>
+              <w:t>totsua</w:t>
+            </w:r>
+          </w:p>
+        </w:tc>
+        <w:tc>
+          <w:tcPr>
+            <w:tcW w:type="dxa" w:w="2160"/>
+          </w:tcPr>
+          <w:p>
+            <w:r/>
+            <w:r>
+              <w:t xml:space="preserve">Mở </w:t>
+            </w:r>
+            <w:r>
+              <w:rPr>
+                <w:b/>
+              </w:rPr>
+              <w:t>Lệnh sửa chữa</w:t>
+            </w:r>
+            <w:r>
+              <w:t xml:space="preserve"> → một tờ *đã kiểm* → tìm nút Kiểm / Ghi sổ / Đã chi</w:t>
+            </w:r>
+          </w:p>
+        </w:tc>
+        <w:tc>
+          <w:tcPr>
+            <w:tcW w:type="dxa" w:w="2160"/>
+          </w:tcPr>
+          <w:p>
+            <w:r/>
+            <w:r>
+              <w:t>Không có — tổ sửa không tự kiểm, không tự chi</w:t>
+            </w:r>
+          </w:p>
+        </w:tc>
+      </w:tr>
+      <w:tr>
+        <w:tc>
+          <w:tcPr>
+            <w:tcW w:type="dxa" w:w="2160"/>
+          </w:tcPr>
+          <w:p>
+            <w:r/>
+            <w:r>
+              <w:t>☐</w:t>
+            </w:r>
+          </w:p>
+        </w:tc>
+        <w:tc>
+          <w:tcPr>
+            <w:tcW w:type="dxa" w:w="2160"/>
+          </w:tcPr>
+          <w:p>
+            <w:r/>
+            <w:r>
+              <w:rPr>
+                <w:rFonts w:ascii="Consolas" w:hAnsi="Consolas"/>
+                <w:sz w:val="19"/>
+              </w:rPr>
+              <w:t>khopt</w:t>
+            </w:r>
+          </w:p>
+        </w:tc>
+        <w:tc>
+          <w:tcPr>
+            <w:tcW w:type="dxa" w:w="2160"/>
+          </w:tcPr>
+          <w:p>
+            <w:r/>
+            <w:r>
+              <w:t>Nhìn thanh điều hướng</w:t>
+            </w:r>
+          </w:p>
+        </w:tc>
+        <w:tc>
+          <w:tcPr>
+            <w:tcW w:type="dxa" w:w="2160"/>
+          </w:tcPr>
+          <w:p>
+            <w:r/>
+            <w:r>
+              <w:t>Chỉ có Kho phụ tùng · Xe</w:t>
+            </w:r>
+          </w:p>
+        </w:tc>
+      </w:tr>
+      <w:tr>
+        <w:tc>
+          <w:tcPr>
+            <w:tcW w:type="dxa" w:w="2160"/>
+          </w:tcPr>
+          <w:p>
+            <w:r/>
+            <w:r>
+              <w:t>☐</w:t>
+            </w:r>
+          </w:p>
+        </w:tc>
+        <w:tc>
+          <w:tcPr>
+            <w:tcW w:type="dxa" w:w="2160"/>
+          </w:tcPr>
+          <w:p>
+            <w:r/>
+            <w:r>
+              <w:rPr>
+                <w:rFonts w:ascii="Consolas" w:hAnsi="Consolas"/>
+                <w:sz w:val="19"/>
+              </w:rPr>
+              <w:t>thabok</w:t>
+            </w:r>
+          </w:p>
+        </w:tc>
+        <w:tc>
+          <w:tcPr>
+            <w:tcW w:type="dxa" w:w="2160"/>
+          </w:tcPr>
+          <w:p>
+            <w:r/>
+            <w:r>
+              <w:t xml:space="preserve">Mở </w:t>
+            </w:r>
+            <w:r>
+              <w:rPr>
+                <w:b/>
+              </w:rPr>
+              <w:t>Theo dõi nhà cung cấp</w:t>
+            </w:r>
+          </w:p>
+        </w:tc>
+        <w:tc>
+          <w:tcPr>
+            <w:tcW w:type="dxa" w:w="2160"/>
+          </w:tcPr>
+          <w:p>
+            <w:r/>
+            <w:r>
+              <w:t>Không có cột *Cấn trừ vào cước khách* và không có bảng *Cấn trừ cuối tháng*</w:t>
+            </w:r>
+          </w:p>
+        </w:tc>
+      </w:tr>
+      <w:tr>
+        <w:tc>
+          <w:tcPr>
+            <w:tcW w:type="dxa" w:w="2160"/>
+          </w:tcPr>
+          <w:p>
+            <w:r/>
+            <w:r>
+              <w:t>☐</w:t>
+            </w:r>
+          </w:p>
+        </w:tc>
+        <w:tc>
+          <w:tcPr>
+            <w:tcW w:type="dxa" w:w="2160"/>
+          </w:tcPr>
+          <w:p>
+            <w:r/>
+            <w:r>
+              <w:rPr>
+                <w:rFonts w:ascii="Consolas" w:hAnsi="Consolas"/>
+                <w:sz w:val="19"/>
+              </w:rPr>
+              <w:t>thabok</w:t>
+            </w:r>
+          </w:p>
+        </w:tc>
+        <w:tc>
+          <w:tcPr>
+            <w:tcW w:type="dxa" w:w="2160"/>
+          </w:tcPr>
+          <w:p>
+            <w:r/>
+            <w:r>
+              <w:t xml:space="preserve">Mở </w:t>
+            </w:r>
+            <w:r>
+              <w:rPr>
+                <w:b/>
+              </w:rPr>
+              <w:t>Thẻ cao tốc</w:t>
+            </w:r>
+          </w:p>
+        </w:tc>
+        <w:tc>
+          <w:tcPr>
+            <w:tcW w:type="dxa" w:w="2160"/>
+          </w:tcPr>
+          <w:p>
+            <w:r/>
+            <w:r>
+              <w:t xml:space="preserve">Thấy số dư thẻ (để biết thẻ nào còn tiền), </w:t>
+            </w:r>
+            <w:r>
+              <w:rPr>
+                <w:b/>
+              </w:rPr>
+              <w:t>không</w:t>
+            </w:r>
+            <w:r>
+              <w:t xml:space="preserve"> có nút Thêm thẻ / Nạp tiền, </w:t>
+            </w:r>
+            <w:r>
+              <w:rPr>
+                <w:b/>
+              </w:rPr>
+              <w:t>không</w:t>
+            </w:r>
+            <w:r>
+              <w:t xml:space="preserve"> có bảng cấn trừ</w:t>
             </w:r>
           </w:p>
         </w:tc>

--- a/DOCS/word/HUONG_DAN_THU_TUNG_VAI.docx
+++ b/DOCS/word/HUONG_DAN_THU_TUNG_VAI.docx
@@ -379,7 +379,7 @@
         <w:rPr>
           <w:b/>
         </w:rPr>
-        <w:t>9b → 9f</w:t>
+        <w:t>9b → 9g</w:t>
       </w:r>
       <w:r>
         <w:t xml:space="preserve"> là toàn bộ phần mới.</w:t>
@@ -3369,6 +3369,318 @@
       </w:r>
       <w:r>
         <w:t xml:space="preserve"> mở cùng màn thì vẫn thấy đủ.</w:t>
+      </w:r>
+    </w:p>
+    <w:p>
+      <w:pPr>
+        <w:pStyle w:val="Heading2"/>
+      </w:pPr>
+      <w:r>
+        <w:t>Bước 9g ☐ Bốn việc chốt chiều 22/09 — `doanhthu`, `thabok`, `admin`</w:t>
+      </w:r>
+    </w:p>
+    <w:p>
+      <w:pPr>
+        <w:pStyle w:val="ListNumber"/>
+      </w:pPr>
+      <w:r>
+        <w:rPr>
+          <w:rFonts w:ascii="Consolas" w:hAnsi="Consolas"/>
+          <w:sz w:val="19"/>
+        </w:rPr>
+        <w:t>doanhthu</w:t>
+      </w:r>
+      <w:r>
+        <w:t xml:space="preserve"> mở </w:t>
+      </w:r>
+      <w:r>
+        <w:rPr>
+          <w:b/>
+        </w:rPr>
+        <w:t>Theo dõi nhà cung cấp</w:t>
+      </w:r>
+      <w:r>
+        <w:t xml:space="preserve"> → bảng </w:t>
+      </w:r>
+      <w:r>
+        <w:rPr>
+          <w:b/>
+        </w:rPr>
+        <w:t>Cấn trừ cuối tháng</w:t>
+      </w:r>
+      <w:r>
+        <w:t xml:space="preserve">, chọn tháng </w:t>
+      </w:r>
+      <w:r>
+        <w:rPr>
+          <w:b/>
+        </w:rPr>
+        <w:t>2026-08</w:t>
+      </w:r>
+      <w:r>
+        <w:t>: dòng khách</w:t>
+      </w:r>
+    </w:p>
+    <w:p>
+      <w:pPr>
+        <w:jc w:val="both"/>
+      </w:pPr>
+      <w:r>
+        <w:t xml:space="preserve">   ຄຳຕຸ້ຍ có nút </w:t>
+      </w:r>
+      <w:r>
+        <w:rPr>
+          <w:b/>
+        </w:rPr>
+        <w:t>Ghi cấn trừ tháng · 25.200.000</w:t>
+      </w:r>
+      <w:r>
+        <w:t>. Bấm → xác nhận.</w:t>
+      </w:r>
+    </w:p>
+    <w:p>
+      <w:pPr>
+        <w:jc w:val="both"/>
+      </w:pPr>
+      <w:r>
+        <w:t xml:space="preserve">   - *Phải thấy:* thông báo *Đã ghi 1 phiếu thu cấn trừ · 16.438.950 LAK*; dòng khách đổi thành *đã ghi</w:t>
+      </w:r>
+    </w:p>
+    <w:p>
+      <w:pPr>
+        <w:jc w:val="both"/>
+      </w:pPr>
+      <w:r>
+        <w:t xml:space="preserve">     phiếu thu 16.438.950*, nút còn *8.761.050* (phần chưa có hoá đơn để bù — để tháng sau).</w:t>
+      </w:r>
+    </w:p>
+    <w:p>
+      <w:pPr>
+        <w:jc w:val="both"/>
+      </w:pPr>
+      <w:r>
+        <w:t xml:space="preserve">   - Mở phiếu </w:t>
+      </w:r>
+      <w:r>
+        <w:rPr>
+          <w:rFonts w:ascii="Consolas" w:hAnsi="Consolas"/>
+          <w:sz w:val="19"/>
+        </w:rPr>
+        <w:t>T4-0430-08</w:t>
+      </w:r>
+      <w:r>
+        <w:t xml:space="preserve"> → </w:t>
+      </w:r>
+      <w:r>
+        <w:rPr>
+          <w:b/>
+        </w:rPr>
+        <w:t>Sổ thu tiền</w:t>
+      </w:r>
+      <w:r>
+        <w:t xml:space="preserve"> có dòng cách thu *Cấn trừ*, số tham chiếu </w:t>
+      </w:r>
+      <w:r>
+        <w:rPr>
+          <w:rFonts w:ascii="Consolas" w:hAnsi="Consolas"/>
+          <w:sz w:val="19"/>
+        </w:rPr>
+        <w:t>CT-202608</w:t>
+      </w:r>
+      <w:r>
+        <w:t>; phiếu</w:t>
+      </w:r>
+    </w:p>
+    <w:p>
+      <w:pPr>
+        <w:jc w:val="both"/>
+      </w:pPr>
+      <w:r>
+        <w:t xml:space="preserve">     thành </w:t>
+      </w:r>
+      <w:r>
+        <w:rPr>
+          <w:b/>
+        </w:rPr>
+        <w:t>Đã thu đủ</w:t>
+      </w:r>
+      <w:r>
+        <w:t>. Sổ chứng từ có thêm một tờ *Phiếu thu tiền khách*.</w:t>
+      </w:r>
+    </w:p>
+    <w:p>
+      <w:pPr>
+        <w:jc w:val="both"/>
+      </w:pPr>
+      <w:r>
+        <w:t xml:space="preserve">   - Bấm nút lần nữa → báo *không còn hoá đơn nào chưa thu* — không ghi trùng.</w:t>
+      </w:r>
+    </w:p>
+    <w:p>
+      <w:pPr>
+        <w:pStyle w:val="ListNumber"/>
+      </w:pPr>
+      <w:r>
+        <w:rPr>
+          <w:rFonts w:ascii="Consolas" w:hAnsi="Consolas"/>
+          <w:sz w:val="19"/>
+        </w:rPr>
+        <w:t>thabok</w:t>
+      </w:r>
+      <w:r>
+        <w:t xml:space="preserve"> mở một phiếu </w:t>
+      </w:r>
+      <w:r>
+        <w:rPr>
+          <w:b/>
+        </w:rPr>
+        <w:t>xe nhà</w:t>
+      </w:r>
+      <w:r>
+        <w:t xml:space="preserve"> đang chạy → </w:t>
+      </w:r>
+      <w:r>
+        <w:rPr>
+          <w:b/>
+        </w:rPr>
+        <w:t>Đổi xe</w:t>
+      </w:r>
+      <w:r>
+        <w:t xml:space="preserve"> → chọn xe </w:t>
+      </w:r>
+      <w:r>
+        <w:rPr>
+          <w:rFonts w:ascii="Consolas" w:hAnsi="Consolas"/>
+          <w:sz w:val="19"/>
+        </w:rPr>
+        <w:t>ຮ່ວມ-07</w:t>
+      </w:r>
+      <w:r>
+        <w:t xml:space="preserve"> (xe liên kết).</w:t>
+      </w:r>
+    </w:p>
+    <w:p>
+      <w:pPr>
+        <w:jc w:val="both"/>
+      </w:pPr>
+      <w:r>
+        <w:t xml:space="preserve">   - *Phải thấy:* bị từ chối, câu nhắc nói rõ *không đổi chéo xe nhà và xe liên kết trên cùng phiếu*.</w:t>
+      </w:r>
+    </w:p>
+    <w:p>
+      <w:pPr>
+        <w:pStyle w:val="ListNumber"/>
+      </w:pPr>
+      <w:r>
+        <w:rPr>
+          <w:rFonts w:ascii="Consolas" w:hAnsi="Consolas"/>
+          <w:sz w:val="19"/>
+        </w:rPr>
+        <w:t>thabok</w:t>
+      </w:r>
+      <w:r>
+        <w:t xml:space="preserve"> mở </w:t>
+      </w:r>
+      <w:r>
+        <w:rPr>
+          <w:b/>
+        </w:rPr>
+        <w:t>Tài xế</w:t>
+      </w:r>
+      <w:r>
+        <w:t xml:space="preserve"> → bấm đúp một tài xế → khung ảnh có </w:t>
+      </w:r>
+      <w:r>
+        <w:rPr>
+          <w:b/>
+        </w:rPr>
+        <w:t>+ Thêm ảnh</w:t>
+      </w:r>
+      <w:r>
+        <w:t xml:space="preserve"> → chọn ảnh.</w:t>
+      </w:r>
+    </w:p>
+    <w:p>
+      <w:pPr>
+        <w:jc w:val="both"/>
+      </w:pPr>
+      <w:r>
+        <w:t xml:space="preserve">   - *Phải thấy:* ảnh hiện ngay ở khung, và ở danh sách tài xế thay cho hai chữ cái đầu.</w:t>
+      </w:r>
+    </w:p>
+    <w:p>
+      <w:pPr>
+        <w:pStyle w:val="ListNumber"/>
+      </w:pPr>
+      <w:r>
+        <w:rPr>
+          <w:rFonts w:ascii="Consolas" w:hAnsi="Consolas"/>
+          <w:sz w:val="19"/>
+        </w:rPr>
+        <w:t>admin</w:t>
+      </w:r>
+      <w:r>
+        <w:t xml:space="preserve"> mở </w:t>
+      </w:r>
+      <w:r>
+        <w:rPr>
+          <w:b/>
+        </w:rPr>
+        <w:t>Chứng từ → Sổ chứng từ → Cấu hình</w:t>
+      </w:r>
+      <w:r>
+        <w:t xml:space="preserve">: có thêm hai ô </w:t>
+      </w:r>
+      <w:r>
+        <w:rPr>
+          <w:b/>
+        </w:rPr>
+        <w:t>Mã TK hàng khách gửi</w:t>
+      </w:r>
+      <w:r>
+        <w:t xml:space="preserve"> và **Mã TK giá</w:t>
+      </w:r>
+    </w:p>
+    <w:p>
+      <w:pPr>
+        <w:jc w:val="both"/>
+      </w:pPr>
+      <w:r>
+        <w:t xml:space="preserve">   vốn</w:t>
+      </w:r>
+      <w:r>
+        <w:rPr>
+          <w:b/>
+        </w:rPr>
+        <w:t xml:space="preserve">. Gõ thử `002` và `632` → lưu. `ketoan` bán một món phụ tùng ở </w:t>
+      </w:r>
+      <w:r>
+        <w:t>Bán hàng** → Sổ chứng từ: tờ *Xuất</w:t>
+      </w:r>
+    </w:p>
+    <w:p>
+      <w:pPr>
+        <w:jc w:val="both"/>
+      </w:pPr>
+      <w:r>
+        <w:t xml:space="preserve">   kho bán* mang </w:t>
+      </w:r>
+      <w:r>
+        <w:rPr>
+          <w:b/>
+        </w:rPr>
+        <w:t>Nợ 632 / Có 1371</w:t>
+      </w:r>
+      <w:r>
+        <w:t>. Các tờ *Nhập/Xuất kho hàng* không có 1371 ở vế nào (hàng khách gửi</w:t>
+      </w:r>
+    </w:p>
+    <w:p>
+      <w:pPr>
+        <w:jc w:val="both"/>
+      </w:pPr>
+      <w:r>
+        <w:t xml:space="preserve">   là ngoài bảng). Xoá hai mã thử đi sau khi xem.</w:t>
       </w:r>
     </w:p>
     <w:p>

--- a/DOCS/word/HUONG_DAN_THU_TUNG_VAI.docx
+++ b/DOCS/word/HUONG_DAN_THU_TUNG_VAI.docx
@@ -3606,6 +3606,83 @@
       </w:pPr>
       <w:r>
         <w:t xml:space="preserve">   - *Phải thấy:* ảnh hiện ngay ở khung, và ở danh sách tài xế thay cho hai chữ cái đầu.</w:t>
+      </w:r>
+    </w:p>
+    <w:p>
+      <w:pPr>
+        <w:pStyle w:val="ListNumber"/>
+      </w:pPr>
+      <w:r>
+        <w:rPr>
+          <w:rFonts w:ascii="Consolas" w:hAnsi="Consolas"/>
+          <w:sz w:val="19"/>
+        </w:rPr>
+        <w:t>doanhthu</w:t>
+      </w:r>
+      <w:r>
+        <w:t xml:space="preserve"> mở </w:t>
+      </w:r>
+      <w:r>
+        <w:rPr>
+          <w:b/>
+        </w:rPr>
+        <w:t>Khách hàng</w:t>
+      </w:r>
+      <w:r>
+        <w:t xml:space="preserve"> → nút </w:t>
+      </w:r>
+      <w:r>
+        <w:rPr>
+          <w:b/>
+        </w:rPr>
+        <w:t>Công nợ</w:t>
+      </w:r>
+      <w:r>
+        <w:t xml:space="preserve"> ở một khách: khối *Công nợ · tên khách* hiện số tờ hoá đơn,</w:t>
+      </w:r>
+    </w:p>
+    <w:p>
+      <w:pPr>
+        <w:jc w:val="both"/>
+      </w:pPr>
+      <w:r>
+        <w:t xml:space="preserve">   tổng đã xuất theo từng tiền, đã thu, </w:t>
+      </w:r>
+      <w:r>
+        <w:rPr>
+          <w:b/>
+        </w:rPr>
+        <w:t>còn nợ EPL</w:t>
+      </w:r>
+      <w:r>
+        <w:t xml:space="preserve"> (theo tiền hợp đồng, kèm quy Kíp) và từng tờ (hoá đơn</w:t>
+      </w:r>
+    </w:p>
+    <w:p>
+      <w:pPr>
+        <w:jc w:val="both"/>
+      </w:pPr>
+      <w:r>
+        <w:t xml:space="preserve">   phiếu lẫn hoá đơn gộp, bấm số tờ là mở). </w:t>
+      </w:r>
+      <w:r>
+        <w:rPr>
+          <w:rFonts w:ascii="Consolas" w:hAnsi="Consolas"/>
+          <w:sz w:val="19"/>
+        </w:rPr>
+        <w:t>thabok</w:t>
+      </w:r>
+      <w:r>
+        <w:t xml:space="preserve"> mở cùng màn: </w:t>
+      </w:r>
+      <w:r>
+        <w:rPr>
+          <w:b/>
+        </w:rPr>
+        <w:t>không có</w:t>
+      </w:r>
+      <w:r>
+        <w:t xml:space="preserve"> nút Công nợ.</w:t>
       </w:r>
     </w:p>
     <w:p>

--- a/DOCS/word/HUONG_DAN_THU_TUNG_VAI.docx
+++ b/DOCS/word/HUONG_DAN_THU_TUNG_VAI.docx
@@ -383,6 +383,70 @@
       </w:r>
       <w:r>
         <w:t xml:space="preserve"> là toàn bộ phần mới.</w:t>
+      </w:r>
+    </w:p>
+    <w:p>
+      <w:pPr>
+        <w:jc w:val="both"/>
+      </w:pPr>
+      <w:r>
+        <w:rPr>
+          <w:b/>
+        </w:rPr>
+        <w:t>Sửa 22/09 (lỗi anh bắt được):</w:t>
+      </w:r>
+      <w:r>
+        <w:t xml:space="preserve"> bấm vào </w:t>
+      </w:r>
+      <w:r>
+        <w:rPr>
+          <w:b/>
+        </w:rPr>
+        <w:t>Phiếu xuất xe</w:t>
+      </w:r>
+      <w:r>
+        <w:t xml:space="preserve"> trên menu </w:t>
+      </w:r>
+      <w:r>
+        <w:rPr>
+          <w:b/>
+        </w:rPr>
+        <w:t>không còn tự mở phiếu cũ mới nhất</w:t>
+      </w:r>
+      <w:r>
+        <w:t>.</w:t>
+      </w:r>
+    </w:p>
+    <w:p>
+      <w:pPr>
+        <w:jc w:val="both"/>
+      </w:pPr>
+      <w:r>
+        <w:rPr>
+          <w:rFonts w:ascii="Consolas" w:hAnsi="Consolas"/>
+          <w:sz w:val="19"/>
+        </w:rPr>
+        <w:t>thabok</w:t>
+      </w:r>
+      <w:r>
+        <w:t xml:space="preserve"> vào là thấy </w:t>
+      </w:r>
+      <w:r>
+        <w:rPr>
+          <w:b/>
+        </w:rPr>
+        <w:t>phiếu mới trắng</w:t>
+      </w:r>
+      <w:r>
+        <w:t xml:space="preserve"> với số mới; kế toán / quỹ vào thì ô chọn trống kèm câu nhắc, tự chọn</w:t>
+      </w:r>
+    </w:p>
+    <w:p>
+      <w:pPr>
+        <w:jc w:val="both"/>
+      </w:pPr>
+      <w:r>
+        <w:t>tờ cần xem — không ai gõ đè lên tờ của người khác nữa.</w:t>
       </w:r>
     </w:p>
     <w:p>

--- a/DOCS/word/HUONG_DAN_THU_TUNG_VAI.docx
+++ b/DOCS/word/HUONG_DAN_THU_TUNG_VAI.docx
@@ -18,6 +18,31 @@
         <w:jc w:val="both"/>
       </w:pPr>
       <w:r>
+        <w:t xml:space="preserve">&gt; </w:t>
+      </w:r>
+      <w:r>
+        <w:rPr>
+          <w:b/>
+        </w:rPr>
+        <w:t>ĐÃ THAY bằng `KICH_BAN_TEST_TAY_THEO_VAI.md` (24/09/2026).</w:t>
+      </w:r>
+      <w:r>
+        <w:t xml:space="preserve"> Bản này dừng ở 22/09: còn ghi Bãi thấy tiền chi và thiếu</w:t>
+      </w:r>
+    </w:p>
+    <w:p>
+      <w:pPr>
+        <w:jc w:val="both"/>
+      </w:pPr>
+      <w:r>
+        <w:t>&gt; các phần mới. Giữ lại để tra cứu, đừng test theo bản này.</w:t>
+      </w:r>
+    </w:p>
+    <w:p>
+      <w:pPr>
+        <w:jc w:val="both"/>
+      </w:pPr>
+      <w:r>
         <w:t>Viết cho người thử phần mềm (anh chủ dự án, hoặc người demo cho khách). Cập nhật 22/09/2026 — sau ba đợt sửa theo trả lời của anh Khampla và đợt dọn nợ kỹ thuật.</w:t>
       </w:r>
     </w:p>
@@ -100,14 +125,6 @@
       </w:pPr>
       <w:r>
         <w:t>cd D:\Demo_Lao\EPL_LAO_REAL</w:t>
-      </w:r>
-    </w:p>
-    <w:p>
-      <w:pPr>
-        <w:jc w:val="both"/>
-      </w:pPr>
-      <w:r>
-        <w:t>python backend\app\seed.py --dung-lai      # gieo lại dữ liệu mẫu cho sạch (xoá hết, gieo lại)</w:t>
       </w:r>
     </w:p>
     <w:p>
@@ -8591,30 +8608,32 @@
       </w:pPr>
       <w:r>
         <w:rPr>
-          <w:rFonts w:ascii="Consolas" w:hAnsi="Consolas"/>
-          <w:sz w:val="19"/>
+          <w:b/>
         </w:rPr>
-        <w:t>`</w:t>
-      </w:r>
-    </w:p>
-    <w:p>
-      <w:pPr>
-        <w:jc w:val="both"/>
-      </w:pPr>
-      <w:r>
-        <w:t>python backend\app\seed.py --dung-lai</w:t>
-      </w:r>
-    </w:p>
-    <w:p>
-      <w:pPr>
-        <w:jc w:val="both"/>
-      </w:pPr>
+        <w:t>Không</w:t>
+      </w:r>
+      <w:r>
+        <w:t xml:space="preserve"> chạy </w:t>
+      </w:r>
       <w:r>
         <w:rPr>
           <w:rFonts w:ascii="Consolas" w:hAnsi="Consolas"/>
           <w:sz w:val="19"/>
         </w:rPr>
-        <w:t>`</w:t>
+        <w:t>seed.py --dung-lai</w:t>
+      </w:r>
+      <w:r>
+        <w:t xml:space="preserve"> trên DB </w:t>
+      </w:r>
+      <w:r>
+        <w:rPr>
+          <w:rFonts w:ascii="Consolas" w:hAnsi="Consolas"/>
+          <w:sz w:val="19"/>
+        </w:rPr>
+        <w:t>epl_lao</w:t>
+      </w:r>
+      <w:r>
+        <w:t>, nó xoá sạch cả dữ liệu mẫu tháng 9. Dọn dữ liệu thử bằng</w:t>
       </w:r>
     </w:p>
     <w:p>
@@ -8622,7 +8641,24 @@
         <w:jc w:val="both"/>
       </w:pPr>
       <w:r>
-        <w:t>Xoá sạch và gieo lại đúng bộ dữ liệu mẫu ban đầu. Chạy bất cứ lúc nào, không sợ hỏng gì.</w:t>
+        <w:rPr>
+          <w:rFonts w:ascii="Consolas" w:hAnsi="Consolas"/>
+          <w:sz w:val="19"/>
+        </w:rPr>
+        <w:t>python tools/don_rac_bo_kiem.py</w:t>
+      </w:r>
+      <w:r>
+        <w:t xml:space="preserve"> (xem trước) rồi </w:t>
+      </w:r>
+      <w:r>
+        <w:rPr>
+          <w:rFonts w:ascii="Consolas" w:hAnsi="Consolas"/>
+          <w:sz w:val="19"/>
+        </w:rPr>
+        <w:t>python tools/don_rac_bo_kiem.py that</w:t>
+      </w:r>
+      <w:r>
+        <w:t>, nhớ sao lưu trước.</w:t>
       </w:r>
     </w:p>
     <w:p>
